--- a/spa/docx/010.content.docx
+++ b/spa/docx/010.content.docx
@@ -19,7 +19,7 @@
         <w:rPr>
           <w:lang w:val="es_ES" w:bidi="es_ES"/>
         </w:rPr>
-        <w:t>Resource: Study Notes - Profiles (Tyndale)</w:t>
+        <w:t>Resource: Tyndale Open Study Notes</w:t>
       </w:r>
       <w:r>
         <w:rPr>
@@ -112,7 +112,7 @@
         <w:rPr>
           <w:lang w:val="es_ES" w:bidi="es_ES"/>
         </w:rPr>
-        <w:t>Study Notes - Profiles (Tyndale)</w:t>
+        <w:t>Tyndale Open Study Notes</w:t>
       </w:r>
     </w:p>
     <w:p>
@@ -150,26 +150,6 @@
           <w:lang w:val="es_ES" w:bidi="es_ES"/>
         </w:rPr>
         <w:t>J</w:t>
-      </w:r>
-      <w:r>
-        <w:rPr>
-          <w:lang w:val="es_ES" w:bidi="es_ES"/>
-        </w:rPr>
-      </w:r>
-    </w:p>
-    <w:p>
-      <w:pPr/>
-      <w:r>
-        <w:rPr>
-          <w:lang w:val="es_ES" w:bidi="es_ES"/>
-        </w:rPr>
-      </w:r>
-      <w:r>
-        <w:rPr>
-          <w:i/>
-          <w:lang w:val="es_ES" w:bidi="es_ES"/>
-        </w:rPr>
-        <w:t>Jacob, Jacobo, hermano de Jesús, Jacobo, hijo de Zebedeo, Jeremías, Jerjes I, Jeroboam I, Jeroboam II, Jethro (Ragüel), Jezabel, Joab, Jonathán, Josaphat, José, Josías, Josué, Juan el Bautista, Juan Marcos, Juan, hijo de Zebedeo, Judá, Judas Iscariote</w:t>
       </w:r>
       <w:r>
         <w:rPr>

--- a/spa/docx/010.content.docx
+++ b/spa/docx/010.content.docx
@@ -11526,6 +11526,1317 @@
         <w:rPr>
           <w:lang w:val="es_ES" w:bidi="es_ES"/>
         </w:rPr>
+        <w:t>Juan, hijo de Zebedeo</w:t>
+      </w:r>
+      <w:r>
+        <w:rPr>
+          <w:lang w:val="es_ES" w:bidi="es_ES"/>
+        </w:rPr>
+      </w:r>
+    </w:p>
+    <w:p>
+      <w:pPr/>
+      <w:r>
+        <w:rPr>
+          <w:lang w:val="es_ES" w:bidi="es_ES"/>
+        </w:rPr>
+      </w:r>
+      <w:r>
+        <w:rPr>
+          <w:lang w:val="es_ES" w:bidi="es_ES"/>
+        </w:rPr>
+        <w:t>Juan fue uno de los doce seguidores más cercanos de Jesús, conocidos como apóstoles. Era hermano de Jacobo e hijo de Zebedeo. Jesús eligió a estos doce hombres como sus representantes especiales y les otorgó autoridad para enseñar a otros sobre él. Su labor contribuyó al inicio de la iglesia primitiva. La tradición temprana sostiene que Juan, hijo de Zebedeo, escribió el Evangelio de Juan, las Cartas de Juan y el Libro de Apocalipsis.</w:t>
+      </w:r>
+    </w:p>
+    <w:p>
+      <w:pPr/>
+      <w:r>
+        <w:rPr>
+          <w:lang w:val="es_ES" w:bidi="es_ES"/>
+        </w:rPr>
+      </w:r>
+      <w:r>
+        <w:rPr>
+          <w:lang w:val="es_ES" w:bidi="es_ES"/>
+        </w:rPr>
+        <w:t>Juan y su hermano Jacobo estaban entre los seguidores más cercanos de Jesús (</w:t>
+      </w:r>
+      <w:hyperlink r:id="rId118">
+        <w:r>
+          <w:rPr>
+            <w:lang w:val="es_ES" w:bidi="es_ES"/>
+          </w:rPr>
+          <w:rPr>
+            <w:color w:val="0000EE"/>
+            <w:u w:val="single"/>
+          </w:rPr>
+          <w:t>Marcos 5.37;</w:t>
+        </w:r>
+      </w:hyperlink>
+      <w:r>
+        <w:rPr>
+          <w:lang w:val="es_ES" w:bidi="es_ES"/>
+        </w:rPr>
+        <w:t xml:space="preserve"> </w:t>
+      </w:r>
+      <w:hyperlink r:id="rId138">
+        <w:r>
+          <w:rPr>
+            <w:lang w:val="es_ES" w:bidi="es_ES"/>
+          </w:rPr>
+          <w:rPr>
+            <w:color w:val="0000EE"/>
+            <w:u w:val="single"/>
+          </w:rPr>
+          <w:t>9.2;</w:t>
+        </w:r>
+      </w:hyperlink>
+      <w:r>
+        <w:rPr>
+          <w:lang w:val="es_ES" w:bidi="es_ES"/>
+        </w:rPr>
+        <w:t xml:space="preserve"> </w:t>
+      </w:r>
+      <w:hyperlink r:id="rId441">
+        <w:r>
+          <w:rPr>
+            <w:lang w:val="es_ES" w:bidi="es_ES"/>
+          </w:rPr>
+          <w:rPr>
+            <w:color w:val="0000EE"/>
+            <w:u w:val="single"/>
+          </w:rPr>
+          <w:t>13.3;</w:t>
+        </w:r>
+      </w:hyperlink>
+      <w:r>
+        <w:rPr>
+          <w:lang w:val="es_ES" w:bidi="es_ES"/>
+        </w:rPr>
+        <w:t xml:space="preserve"> </w:t>
+      </w:r>
+      <w:hyperlink r:id="rId124">
+        <w:r>
+          <w:rPr>
+            <w:lang w:val="es_ES" w:bidi="es_ES"/>
+          </w:rPr>
+          <w:rPr>
+            <w:color w:val="0000EE"/>
+            <w:u w:val="single"/>
+          </w:rPr>
+          <w:t>14.33</w:t>
+        </w:r>
+      </w:hyperlink>
+      <w:r>
+        <w:rPr>
+          <w:lang w:val="es_ES" w:bidi="es_ES"/>
+        </w:rPr>
+        <w:t xml:space="preserve">). Su madre, Salomé, podría haber sido hermana de María, la madre de Jesús (compara </w:t>
+      </w:r>
+      <w:hyperlink r:id="rId105">
+        <w:r>
+          <w:rPr>
+            <w:lang w:val="es_ES" w:bidi="es_ES"/>
+          </w:rPr>
+          <w:rPr>
+            <w:color w:val="0000EE"/>
+            <w:u w:val="single"/>
+          </w:rPr>
+          <w:t>Mateo 27.56;</w:t>
+        </w:r>
+      </w:hyperlink>
+      <w:r>
+        <w:rPr>
+          <w:lang w:val="es_ES" w:bidi="es_ES"/>
+        </w:rPr>
+        <w:t xml:space="preserve"> </w:t>
+      </w:r>
+      <w:hyperlink r:id="rId106">
+        <w:r>
+          <w:rPr>
+            <w:lang w:val="es_ES" w:bidi="es_ES"/>
+          </w:rPr>
+          <w:rPr>
+            <w:color w:val="0000EE"/>
+            <w:u w:val="single"/>
+          </w:rPr>
+          <w:t>Marcos 15.40;</w:t>
+        </w:r>
+      </w:hyperlink>
+      <w:r>
+        <w:rPr>
+          <w:lang w:val="es_ES" w:bidi="es_ES"/>
+        </w:rPr>
+        <w:t xml:space="preserve"> </w:t>
+      </w:r>
+      <w:hyperlink r:id="rId107">
+        <w:r>
+          <w:rPr>
+            <w:lang w:val="es_ES" w:bidi="es_ES"/>
+          </w:rPr>
+          <w:rPr>
+            <w:color w:val="0000EE"/>
+            <w:u w:val="single"/>
+          </w:rPr>
+          <w:t>16.1</w:t>
+        </w:r>
+      </w:hyperlink>
+      <w:r>
+        <w:rPr>
+          <w:lang w:val="es_ES" w:bidi="es_ES"/>
+        </w:rPr>
+        <w:t xml:space="preserve">; </w:t>
+      </w:r>
+      <w:hyperlink r:id="rId108">
+        <w:r>
+          <w:rPr>
+            <w:lang w:val="es_ES" w:bidi="es_ES"/>
+          </w:rPr>
+          <w:rPr>
+            <w:color w:val="0000EE"/>
+            <w:u w:val="single"/>
+          </w:rPr>
+          <w:t>Juan 19.25</w:t>
+        </w:r>
+      </w:hyperlink>
+      <w:r>
+        <w:rPr>
+          <w:lang w:val="es_ES" w:bidi="es_ES"/>
+        </w:rPr>
+        <w:t>). El nombre de Juan generalmente aparece después del de Jacobo, lo que sugiere que Juan era más joven. Jacobo y Juan eran pescadores como su padre (</w:t>
+      </w:r>
+      <w:hyperlink r:id="rId111">
+        <w:r>
+          <w:rPr>
+            <w:lang w:val="es_ES" w:bidi="es_ES"/>
+          </w:rPr>
+          <w:rPr>
+            <w:color w:val="0000EE"/>
+            <w:u w:val="single"/>
+          </w:rPr>
+          <w:t>Mateo 4.21; Marcos 1.19</w:t>
+        </w:r>
+      </w:hyperlink>
+      <w:r>
+        <w:rPr>
+          <w:lang w:val="es_ES" w:bidi="es_ES"/>
+        </w:rPr>
+        <w:t>). Pescaban con Pedro y Andrés, otro par de hermanos que también se convirtieron en discípulos (</w:t>
+      </w:r>
+      <w:hyperlink r:id="rId442">
+        <w:r>
+          <w:rPr>
+            <w:lang w:val="es_ES" w:bidi="es_ES"/>
+          </w:rPr>
+          <w:rPr>
+            <w:color w:val="0000EE"/>
+            <w:u w:val="single"/>
+          </w:rPr>
+          <w:t>Lucas 5.8–10</w:t>
+        </w:r>
+      </w:hyperlink>
+      <w:r>
+        <w:rPr>
+          <w:lang w:val="es_ES" w:bidi="es_ES"/>
+        </w:rPr>
+        <w:t>).</w:t>
+      </w:r>
+    </w:p>
+    <w:p>
+      <w:pPr/>
+      <w:r>
+        <w:rPr>
+          <w:lang w:val="es_ES" w:bidi="es_ES"/>
+        </w:rPr>
+      </w:r>
+      <w:r>
+        <w:rPr>
+          <w:lang w:val="es_ES" w:bidi="es_ES"/>
+        </w:rPr>
+        <w:t>Ellos fueron de los primeros discípulos que Jesús llamó, y dejaron todo para seguirlo (</w:t>
+      </w:r>
+      <w:hyperlink r:id="rId113">
+        <w:r>
+          <w:rPr>
+            <w:lang w:val="es_ES" w:bidi="es_ES"/>
+          </w:rPr>
+          <w:rPr>
+            <w:color w:val="0000EE"/>
+            <w:u w:val="single"/>
+          </w:rPr>
+          <w:t>Mateo 4.22;</w:t>
+        </w:r>
+      </w:hyperlink>
+      <w:r>
+        <w:rPr>
+          <w:lang w:val="es_ES" w:bidi="es_ES"/>
+        </w:rPr>
+        <w:t xml:space="preserve"> </w:t>
+      </w:r>
+      <w:hyperlink r:id="rId111">
+        <w:r>
+          <w:rPr>
+            <w:lang w:val="es_ES" w:bidi="es_ES"/>
+          </w:rPr>
+          <w:rPr>
+            <w:color w:val="0000EE"/>
+            <w:u w:val="single"/>
+          </w:rPr>
+          <w:t>Marcos 1.20;</w:t>
+        </w:r>
+      </w:hyperlink>
+      <w:hyperlink r:id="rId114">
+        <w:r>
+          <w:rPr>
+            <w:lang w:val="es_ES" w:bidi="es_ES"/>
+          </w:rPr>
+          <w:rPr>
+            <w:color w:val="0000EE"/>
+            <w:u w:val="single"/>
+          </w:rPr>
+          <w:t xml:space="preserve"> </w:t>
+        </w:r>
+      </w:hyperlink>
+      <w:hyperlink r:id="rId115">
+        <w:r>
+          <w:rPr>
+            <w:lang w:val="es_ES" w:bidi="es_ES"/>
+          </w:rPr>
+          <w:rPr>
+            <w:color w:val="0000EE"/>
+            <w:u w:val="single"/>
+          </w:rPr>
+          <w:t>Lucas 5.11;</w:t>
+        </w:r>
+      </w:hyperlink>
+      <w:r>
+        <w:rPr>
+          <w:lang w:val="es_ES" w:bidi="es_ES"/>
+        </w:rPr>
+        <w:t xml:space="preserve"> comparar </w:t>
+      </w:r>
+      <w:hyperlink r:id="rId399">
+        <w:r>
+          <w:rPr>
+            <w:lang w:val="es_ES" w:bidi="es_ES"/>
+          </w:rPr>
+          <w:rPr>
+            <w:color w:val="0000EE"/>
+            <w:u w:val="single"/>
+          </w:rPr>
+          <w:t>Juan 1.35–40</w:t>
+        </w:r>
+      </w:hyperlink>
+      <w:r>
+        <w:rPr>
+          <w:lang w:val="es_ES" w:bidi="es_ES"/>
+        </w:rPr>
+        <w:t>). Jesús los llamó “Hijos del Trueno” (</w:t>
+      </w:r>
+      <w:hyperlink r:id="rId116">
+        <w:r>
+          <w:rPr>
+            <w:lang w:val="es_ES" w:bidi="es_ES"/>
+          </w:rPr>
+          <w:rPr>
+            <w:color w:val="0000EE"/>
+            <w:u w:val="single"/>
+          </w:rPr>
+          <w:t>Marcos 3.17</w:t>
+        </w:r>
+      </w:hyperlink>
+      <w:r>
+        <w:rPr>
+          <w:lang w:val="es_ES" w:bidi="es_ES"/>
+        </w:rPr>
+        <w:t xml:space="preserve">). Este nombre podría indicar que eran ruidosos o de temperamento impulsivo (ver </w:t>
+      </w:r>
+      <w:hyperlink r:id="rId117">
+        <w:r>
+          <w:rPr>
+            <w:lang w:val="es_ES" w:bidi="es_ES"/>
+          </w:rPr>
+          <w:rPr>
+            <w:color w:val="0000EE"/>
+            <w:u w:val="single"/>
+          </w:rPr>
+          <w:t>Lucas 9.54</w:t>
+        </w:r>
+      </w:hyperlink>
+      <w:r>
+        <w:rPr>
+          <w:lang w:val="es_ES" w:bidi="es_ES"/>
+        </w:rPr>
+        <w:t>). En una ocasión, los hermanos molestaron a los otros discípulos al solicitar posiciones especiales en el futuro reino (</w:t>
+      </w:r>
+      <w:hyperlink r:id="rId125">
+        <w:r>
+          <w:rPr>
+            <w:lang w:val="es_ES" w:bidi="es_ES"/>
+          </w:rPr>
+          <w:rPr>
+            <w:color w:val="0000EE"/>
+            <w:u w:val="single"/>
+          </w:rPr>
+          <w:t>Mateo 20.20–28;</w:t>
+        </w:r>
+      </w:hyperlink>
+      <w:r>
+        <w:rPr>
+          <w:lang w:val="es_ES" w:bidi="es_ES"/>
+        </w:rPr>
+        <w:t xml:space="preserve"> </w:t>
+      </w:r>
+      <w:hyperlink r:id="rId126">
+        <w:r>
+          <w:rPr>
+            <w:lang w:val="es_ES" w:bidi="es_ES"/>
+          </w:rPr>
+          <w:rPr>
+            <w:color w:val="0000EE"/>
+            <w:u w:val="single"/>
+          </w:rPr>
+          <w:t>Marcos 10.35–45;</w:t>
+        </w:r>
+      </w:hyperlink>
+      <w:r>
+        <w:rPr>
+          <w:lang w:val="es_ES" w:bidi="es_ES"/>
+        </w:rPr>
+        <w:t xml:space="preserve"> comparar </w:t>
+      </w:r>
+      <w:hyperlink r:id="rId127">
+        <w:r>
+          <w:rPr>
+            <w:lang w:val="es_ES" w:bidi="es_ES"/>
+          </w:rPr>
+          <w:rPr>
+            <w:color w:val="0000EE"/>
+            <w:u w:val="single"/>
+          </w:rPr>
+          <w:t>Lucas 22.24–27</w:t>
+        </w:r>
+      </w:hyperlink>
+      <w:r>
+        <w:rPr>
+          <w:lang w:val="es_ES" w:bidi="es_ES"/>
+        </w:rPr>
+        <w:t>).</w:t>
+      </w:r>
+    </w:p>
+    <w:p>
+      <w:pPr/>
+      <w:r>
+        <w:rPr>
+          <w:lang w:val="es_ES" w:bidi="es_ES"/>
+        </w:rPr>
+      </w:r>
+      <w:r>
+        <w:rPr>
+          <w:lang w:val="es_ES" w:bidi="es_ES"/>
+        </w:rPr>
+        <w:t>Se cree que Juan es el "discípulo amado por Jesús" y "otro discípulo" mencionado en el Evangelio de Juan (</w:t>
+      </w:r>
+      <w:hyperlink r:id="rId443">
+        <w:r>
+          <w:rPr>
+            <w:lang w:val="es_ES" w:bidi="es_ES"/>
+          </w:rPr>
+          <w:rPr>
+            <w:color w:val="0000EE"/>
+            <w:u w:val="single"/>
+          </w:rPr>
+          <w:t>Juan 13.23–25;</w:t>
+        </w:r>
+      </w:hyperlink>
+      <w:r>
+        <w:rPr>
+          <w:lang w:val="es_ES" w:bidi="es_ES"/>
+        </w:rPr>
+        <w:t xml:space="preserve"> </w:t>
+      </w:r>
+      <w:hyperlink r:id="rId444">
+        <w:r>
+          <w:rPr>
+            <w:lang w:val="es_ES" w:bidi="es_ES"/>
+          </w:rPr>
+          <w:rPr>
+            <w:color w:val="0000EE"/>
+            <w:u w:val="single"/>
+          </w:rPr>
+          <w:t>18.15–16;</w:t>
+        </w:r>
+      </w:hyperlink>
+      <w:r>
+        <w:rPr>
+          <w:lang w:val="es_ES" w:bidi="es_ES"/>
+        </w:rPr>
+        <w:t xml:space="preserve"> </w:t>
+      </w:r>
+      <w:hyperlink r:id="rId445">
+        <w:r>
+          <w:rPr>
+            <w:lang w:val="es_ES" w:bidi="es_ES"/>
+          </w:rPr>
+          <w:rPr>
+            <w:color w:val="0000EE"/>
+            <w:u w:val="single"/>
+          </w:rPr>
+          <w:t>19.26–27;</w:t>
+        </w:r>
+      </w:hyperlink>
+      <w:r>
+        <w:rPr>
+          <w:lang w:val="es_ES" w:bidi="es_ES"/>
+        </w:rPr>
+        <w:t xml:space="preserve"> </w:t>
+      </w:r>
+      <w:hyperlink r:id="rId446">
+        <w:r>
+          <w:rPr>
+            <w:lang w:val="es_ES" w:bidi="es_ES"/>
+          </w:rPr>
+          <w:rPr>
+            <w:color w:val="0000EE"/>
+            <w:u w:val="single"/>
+          </w:rPr>
+          <w:t>20.2–10;</w:t>
+        </w:r>
+      </w:hyperlink>
+      <w:r>
+        <w:rPr>
+          <w:lang w:val="es_ES" w:bidi="es_ES"/>
+        </w:rPr>
+        <w:t xml:space="preserve"> </w:t>
+      </w:r>
+      <w:hyperlink r:id="rId447">
+        <w:r>
+          <w:rPr>
+            <w:lang w:val="es_ES" w:bidi="es_ES"/>
+          </w:rPr>
+          <w:rPr>
+            <w:color w:val="0000EE"/>
+            <w:u w:val="single"/>
+          </w:rPr>
+          <w:t>21.20–24</w:t>
+        </w:r>
+      </w:hyperlink>
+      <w:r>
+        <w:rPr>
+          <w:lang w:val="es_ES" w:bidi="es_ES"/>
+        </w:rPr>
+        <w:t>). Podría haber sido el discípulo sin nombre de Juan el Bautista que, junto con Andrés, se convirtió en uno de los primeros seguidores de Jesús (</w:t>
+      </w:r>
+      <w:hyperlink r:id="rId399">
+        <w:r>
+          <w:rPr>
+            <w:lang w:val="es_ES" w:bidi="es_ES"/>
+          </w:rPr>
+          <w:rPr>
+            <w:color w:val="0000EE"/>
+            <w:u w:val="single"/>
+          </w:rPr>
+          <w:t>Juan 1.35–40</w:t>
+        </w:r>
+      </w:hyperlink>
+      <w:r>
+        <w:rPr>
+          <w:lang w:val="es_ES" w:bidi="es_ES"/>
+        </w:rPr>
+        <w:t>).</w:t>
+      </w:r>
+    </w:p>
+    <w:p>
+      <w:pPr/>
+      <w:r>
+        <w:rPr>
+          <w:lang w:val="es_ES" w:bidi="es_ES"/>
+        </w:rPr>
+      </w:r>
+      <w:r>
+        <w:rPr>
+          <w:lang w:val="es_ES" w:bidi="es_ES"/>
+        </w:rPr>
+        <w:t>El nombre de Juan aparece tres veces en Hechos. En cada ocasión, trabaja junto a Pedro (</w:t>
+      </w:r>
+      <w:hyperlink r:id="rId448">
+        <w:r>
+          <w:rPr>
+            <w:lang w:val="es_ES" w:bidi="es_ES"/>
+          </w:rPr>
+          <w:rPr>
+            <w:color w:val="0000EE"/>
+            <w:u w:val="single"/>
+          </w:rPr>
+          <w:t>Hechos 3.1–11;</w:t>
+        </w:r>
+      </w:hyperlink>
+      <w:r>
+        <w:rPr>
+          <w:lang w:val="es_ES" w:bidi="es_ES"/>
+        </w:rPr>
+        <w:t xml:space="preserve"> </w:t>
+      </w:r>
+      <w:hyperlink r:id="rId449">
+        <w:r>
+          <w:rPr>
+            <w:lang w:val="es_ES" w:bidi="es_ES"/>
+          </w:rPr>
+          <w:rPr>
+            <w:color w:val="0000EE"/>
+            <w:u w:val="single"/>
+          </w:rPr>
+          <w:t>4.1–23;</w:t>
+        </w:r>
+      </w:hyperlink>
+      <w:r>
+        <w:rPr>
+          <w:lang w:val="es_ES" w:bidi="es_ES"/>
+        </w:rPr>
+        <w:t xml:space="preserve"> </w:t>
+      </w:r>
+      <w:hyperlink r:id="rId450">
+        <w:r>
+          <w:rPr>
+            <w:lang w:val="es_ES" w:bidi="es_ES"/>
+          </w:rPr>
+          <w:rPr>
+            <w:color w:val="0000EE"/>
+            <w:u w:val="single"/>
+          </w:rPr>
+          <w:t>8.14–25</w:t>
+        </w:r>
+      </w:hyperlink>
+      <w:r>
+        <w:rPr>
+          <w:lang w:val="es_ES" w:bidi="es_ES"/>
+        </w:rPr>
+        <w:t>). Pablo lo llamó uno de los "pilares" de la iglesia en Jerusalem (</w:t>
+      </w:r>
+      <w:hyperlink r:id="rId103">
+        <w:r>
+          <w:rPr>
+            <w:lang w:val="es_ES" w:bidi="es_ES"/>
+          </w:rPr>
+          <w:rPr>
+            <w:color w:val="0000EE"/>
+            <w:u w:val="single"/>
+          </w:rPr>
+          <w:t>Gálatas 2.9</w:t>
+        </w:r>
+      </w:hyperlink>
+      <w:r>
+        <w:rPr>
+          <w:lang w:val="es_ES" w:bidi="es_ES"/>
+        </w:rPr>
+        <w:t>), lo que indica que Juan era un líder destacado en la iglesia de Jerusalem.</w:t>
+      </w:r>
+    </w:p>
+    <w:p>
+      <w:pPr/>
+      <w:r>
+        <w:rPr>
+          <w:lang w:val="es_ES" w:bidi="es_ES"/>
+        </w:rPr>
+      </w:r>
+      <w:r>
+        <w:rPr>
+          <w:lang w:val="es_ES" w:bidi="es_ES"/>
+        </w:rPr>
+        <w:t>La historia más común sobre la vida posterior de Juan es que se mudó a Efeso. Allí, se convirtió en el obispo de Asia Menor. Vivió hasta una edad avanzada y murió pacíficamente entre amigos. Su Evangelio ofrece una profunda imagen de Jesús, y sus cartas (</w:t>
+      </w:r>
+      <w:hyperlink r:id="rId451">
+        <w:r>
+          <w:rPr>
+            <w:lang w:val="es_ES" w:bidi="es_ES"/>
+          </w:rPr>
+          <w:rPr>
+            <w:color w:val="0000EE"/>
+            <w:u w:val="single"/>
+          </w:rPr>
+          <w:t>1 Juan</w:t>
+        </w:r>
+      </w:hyperlink>
+      <w:r>
+        <w:rPr>
+          <w:lang w:val="es_ES" w:bidi="es_ES"/>
+        </w:rPr>
+        <w:t xml:space="preserve">, </w:t>
+      </w:r>
+      <w:hyperlink r:id="rId452">
+        <w:r>
+          <w:rPr>
+            <w:lang w:val="es_ES" w:bidi="es_ES"/>
+          </w:rPr>
+          <w:rPr>
+            <w:color w:val="0000EE"/>
+            <w:u w:val="single"/>
+          </w:rPr>
+          <w:t>2 Juan</w:t>
+        </w:r>
+      </w:hyperlink>
+      <w:r>
+        <w:rPr>
+          <w:lang w:val="es_ES" w:bidi="es_ES"/>
+        </w:rPr>
+        <w:t xml:space="preserve">, y </w:t>
+      </w:r>
+      <w:hyperlink r:id="rId453">
+        <w:r>
+          <w:rPr>
+            <w:lang w:val="es_ES" w:bidi="es_ES"/>
+          </w:rPr>
+          <w:rPr>
+            <w:color w:val="0000EE"/>
+            <w:u w:val="single"/>
+          </w:rPr>
+          <w:t>3 Juan</w:t>
+        </w:r>
+      </w:hyperlink>
+      <w:r>
+        <w:rPr>
+          <w:lang w:val="es_ES" w:bidi="es_ES"/>
+        </w:rPr>
+        <w:t>) brindan una visión inspiradora de la vida cristiana.</w:t>
+      </w:r>
+    </w:p>
+    <w:p>
+      <w:pPr/>
+      <w:r>
+        <w:rPr>
+          <w:lang w:val="es_ES" w:bidi="es_ES"/>
+        </w:rPr>
+      </w:r>
+      <w:r>
+        <w:rPr>
+          <w:u w:val="single"/>
+          <w:lang w:val="es_ES" w:bidi="es_ES"/>
+        </w:rPr>
+        <w:t>Pasajes para Estudio Complementario</w:t>
+      </w:r>
+    </w:p>
+    <w:p>
+      <w:pPr/>
+      <w:r>
+        <w:rPr>
+          <w:lang w:val="es_ES" w:bidi="es_ES"/>
+        </w:rPr>
+      </w:r>
+      <w:hyperlink r:id="rId131">
+        <w:r>
+          <w:rPr>
+            <w:lang w:val="es_ES" w:bidi="es_ES"/>
+          </w:rPr>
+          <w:rPr>
+            <w:color w:val="0000EE"/>
+            <w:u w:val="single"/>
+          </w:rPr>
+          <w:t>Mateo 4.21–22;</w:t>
+        </w:r>
+      </w:hyperlink>
+      <w:r>
+        <w:rPr>
+          <w:lang w:val="es_ES" w:bidi="es_ES"/>
+        </w:rPr>
+        <w:t xml:space="preserve"> </w:t>
+      </w:r>
+      <w:hyperlink r:id="rId132">
+        <w:r>
+          <w:rPr>
+            <w:lang w:val="es_ES" w:bidi="es_ES"/>
+          </w:rPr>
+          <w:rPr>
+            <w:color w:val="0000EE"/>
+            <w:u w:val="single"/>
+          </w:rPr>
+          <w:t>10.2;</w:t>
+        </w:r>
+      </w:hyperlink>
+      <w:r>
+        <w:rPr>
+          <w:lang w:val="es_ES" w:bidi="es_ES"/>
+        </w:rPr>
+        <w:t xml:space="preserve"> </w:t>
+      </w:r>
+      <w:hyperlink r:id="rId133">
+        <w:r>
+          <w:rPr>
+            <w:lang w:val="es_ES" w:bidi="es_ES"/>
+          </w:rPr>
+          <w:rPr>
+            <w:color w:val="0000EE"/>
+            <w:u w:val="single"/>
+          </w:rPr>
+          <w:t>17.1;</w:t>
+        </w:r>
+      </w:hyperlink>
+      <w:r>
+        <w:rPr>
+          <w:lang w:val="es_ES" w:bidi="es_ES"/>
+        </w:rPr>
+        <w:t xml:space="preserve"> </w:t>
+      </w:r>
+      <w:hyperlink r:id="rId134">
+        <w:r>
+          <w:rPr>
+            <w:lang w:val="es_ES" w:bidi="es_ES"/>
+          </w:rPr>
+          <w:rPr>
+            <w:color w:val="0000EE"/>
+            <w:u w:val="single"/>
+          </w:rPr>
+          <w:t>20.20–24;</w:t>
+        </w:r>
+      </w:hyperlink>
+      <w:r>
+        <w:rPr>
+          <w:lang w:val="es_ES" w:bidi="es_ES"/>
+        </w:rPr>
+        <w:t xml:space="preserve"> </w:t>
+      </w:r>
+      <w:hyperlink r:id="rId135">
+        <w:r>
+          <w:rPr>
+            <w:lang w:val="es_ES" w:bidi="es_ES"/>
+          </w:rPr>
+          <w:rPr>
+            <w:color w:val="0000EE"/>
+            <w:u w:val="single"/>
+          </w:rPr>
+          <w:t>26.37–46</w:t>
+        </w:r>
+      </w:hyperlink>
+      <w:r>
+        <w:rPr>
+          <w:lang w:val="es_ES" w:bidi="es_ES"/>
+        </w:rPr>
+        <w:t xml:space="preserve">; </w:t>
+      </w:r>
+      <w:hyperlink r:id="rId136">
+        <w:r>
+          <w:rPr>
+            <w:lang w:val="es_ES" w:bidi="es_ES"/>
+          </w:rPr>
+          <w:rPr>
+            <w:color w:val="0000EE"/>
+            <w:u w:val="single"/>
+          </w:rPr>
+          <w:t>Marcos 1.19–20</w:t>
+        </w:r>
+      </w:hyperlink>
+      <w:r>
+        <w:rPr>
+          <w:lang w:val="es_ES" w:bidi="es_ES"/>
+        </w:rPr>
+        <w:t xml:space="preserve">, </w:t>
+      </w:r>
+      <w:hyperlink r:id="rId137">
+        <w:r>
+          <w:rPr>
+            <w:lang w:val="es_ES" w:bidi="es_ES"/>
+          </w:rPr>
+          <w:rPr>
+            <w:color w:val="0000EE"/>
+            <w:u w:val="single"/>
+          </w:rPr>
+          <w:t>29</w:t>
+        </w:r>
+      </w:hyperlink>
+      <w:r>
+        <w:rPr>
+          <w:lang w:val="es_ES" w:bidi="es_ES"/>
+        </w:rPr>
+        <w:t xml:space="preserve">; </w:t>
+      </w:r>
+      <w:hyperlink r:id="rId116">
+        <w:r>
+          <w:rPr>
+            <w:lang w:val="es_ES" w:bidi="es_ES"/>
+          </w:rPr>
+          <w:rPr>
+            <w:color w:val="0000EE"/>
+            <w:u w:val="single"/>
+          </w:rPr>
+          <w:t>3.17;</w:t>
+        </w:r>
+      </w:hyperlink>
+      <w:r>
+        <w:rPr>
+          <w:lang w:val="es_ES" w:bidi="es_ES"/>
+        </w:rPr>
+        <w:t xml:space="preserve"> </w:t>
+      </w:r>
+      <w:hyperlink r:id="rId118">
+        <w:r>
+          <w:rPr>
+            <w:lang w:val="es_ES" w:bidi="es_ES"/>
+          </w:rPr>
+          <w:rPr>
+            <w:color w:val="0000EE"/>
+            <w:u w:val="single"/>
+          </w:rPr>
+          <w:t>5.37;</w:t>
+        </w:r>
+      </w:hyperlink>
+      <w:r>
+        <w:rPr>
+          <w:lang w:val="es_ES" w:bidi="es_ES"/>
+        </w:rPr>
+        <w:t xml:space="preserve"> </w:t>
+      </w:r>
+      <w:hyperlink r:id="rId138">
+        <w:r>
+          <w:rPr>
+            <w:lang w:val="es_ES" w:bidi="es_ES"/>
+          </w:rPr>
+          <w:rPr>
+            <w:color w:val="0000EE"/>
+            <w:u w:val="single"/>
+          </w:rPr>
+          <w:t>9.2</w:t>
+        </w:r>
+      </w:hyperlink>
+      <w:r>
+        <w:rPr>
+          <w:lang w:val="es_ES" w:bidi="es_ES"/>
+        </w:rPr>
+        <w:t xml:space="preserve">, </w:t>
+      </w:r>
+      <w:hyperlink r:id="rId454">
+        <w:r>
+          <w:rPr>
+            <w:lang w:val="es_ES" w:bidi="es_ES"/>
+          </w:rPr>
+          <w:rPr>
+            <w:color w:val="0000EE"/>
+            <w:u w:val="single"/>
+          </w:rPr>
+          <w:t>38</w:t>
+        </w:r>
+      </w:hyperlink>
+      <w:r>
+        <w:rPr>
+          <w:lang w:val="es_ES" w:bidi="es_ES"/>
+        </w:rPr>
+        <w:t xml:space="preserve">; </w:t>
+      </w:r>
+      <w:hyperlink r:id="rId139">
+        <w:r>
+          <w:rPr>
+            <w:lang w:val="es_ES" w:bidi="es_ES"/>
+          </w:rPr>
+          <w:rPr>
+            <w:color w:val="0000EE"/>
+            <w:u w:val="single"/>
+          </w:rPr>
+          <w:t>10.35–41;</w:t>
+        </w:r>
+      </w:hyperlink>
+      <w:r>
+        <w:rPr>
+          <w:lang w:val="es_ES" w:bidi="es_ES"/>
+        </w:rPr>
+        <w:t xml:space="preserve"> </w:t>
+      </w:r>
+      <w:hyperlink r:id="rId140">
+        <w:r>
+          <w:rPr>
+            <w:lang w:val="es_ES" w:bidi="es_ES"/>
+          </w:rPr>
+          <w:rPr>
+            <w:color w:val="0000EE"/>
+            <w:u w:val="single"/>
+          </w:rPr>
+          <w:t>13.3–4;</w:t>
+        </w:r>
+      </w:hyperlink>
+      <w:r>
+        <w:rPr>
+          <w:lang w:val="es_ES" w:bidi="es_ES"/>
+        </w:rPr>
+        <w:t xml:space="preserve"> </w:t>
+      </w:r>
+      <w:hyperlink r:id="rId141">
+        <w:r>
+          <w:rPr>
+            <w:lang w:val="es_ES" w:bidi="es_ES"/>
+          </w:rPr>
+          <w:rPr>
+            <w:color w:val="0000EE"/>
+            <w:u w:val="single"/>
+          </w:rPr>
+          <w:t>14.33–42</w:t>
+        </w:r>
+      </w:hyperlink>
+      <w:r>
+        <w:rPr>
+          <w:lang w:val="es_ES" w:bidi="es_ES"/>
+        </w:rPr>
+        <w:t xml:space="preserve">; </w:t>
+      </w:r>
+      <w:hyperlink r:id="rId112">
+        <w:r>
+          <w:rPr>
+            <w:lang w:val="es_ES" w:bidi="es_ES"/>
+          </w:rPr>
+          <w:rPr>
+            <w:color w:val="0000EE"/>
+            <w:u w:val="single"/>
+          </w:rPr>
+          <w:t>Lucas 5.10;</w:t>
+        </w:r>
+      </w:hyperlink>
+      <w:r>
+        <w:rPr>
+          <w:lang w:val="es_ES" w:bidi="es_ES"/>
+        </w:rPr>
+        <w:t xml:space="preserve"> </w:t>
+      </w:r>
+      <w:hyperlink r:id="rId142">
+        <w:r>
+          <w:rPr>
+            <w:lang w:val="es_ES" w:bidi="es_ES"/>
+          </w:rPr>
+          <w:rPr>
+            <w:color w:val="0000EE"/>
+            <w:u w:val="single"/>
+          </w:rPr>
+          <w:t>6.14;</w:t>
+        </w:r>
+      </w:hyperlink>
+      <w:r>
+        <w:rPr>
+          <w:lang w:val="es_ES" w:bidi="es_ES"/>
+        </w:rPr>
+        <w:t xml:space="preserve"> </w:t>
+      </w:r>
+      <w:hyperlink r:id="rId119">
+        <w:r>
+          <w:rPr>
+            <w:lang w:val="es_ES" w:bidi="es_ES"/>
+          </w:rPr>
+          <w:rPr>
+            <w:color w:val="0000EE"/>
+            <w:u w:val="single"/>
+          </w:rPr>
+          <w:t>8.51;</w:t>
+        </w:r>
+      </w:hyperlink>
+      <w:r>
+        <w:rPr>
+          <w:lang w:val="es_ES" w:bidi="es_ES"/>
+        </w:rPr>
+        <w:t xml:space="preserve"> </w:t>
+      </w:r>
+      <w:hyperlink r:id="rId143">
+        <w:r>
+          <w:rPr>
+            <w:lang w:val="es_ES" w:bidi="es_ES"/>
+          </w:rPr>
+          <w:rPr>
+            <w:color w:val="0000EE"/>
+            <w:u w:val="single"/>
+          </w:rPr>
+          <w:t>9.28</w:t>
+        </w:r>
+      </w:hyperlink>
+      <w:r>
+        <w:rPr>
+          <w:lang w:val="es_ES" w:bidi="es_ES"/>
+        </w:rPr>
+        <w:t xml:space="preserve">, </w:t>
+      </w:r>
+      <w:hyperlink r:id="rId455">
+        <w:r>
+          <w:rPr>
+            <w:lang w:val="es_ES" w:bidi="es_ES"/>
+          </w:rPr>
+          <w:rPr>
+            <w:color w:val="0000EE"/>
+            <w:u w:val="single"/>
+          </w:rPr>
+          <w:t>49</w:t>
+        </w:r>
+      </w:hyperlink>
+      <w:r>
+        <w:rPr>
+          <w:lang w:val="es_ES" w:bidi="es_ES"/>
+        </w:rPr>
+        <w:t xml:space="preserve">, </w:t>
+      </w:r>
+      <w:hyperlink r:id="rId117">
+        <w:r>
+          <w:rPr>
+            <w:lang w:val="es_ES" w:bidi="es_ES"/>
+          </w:rPr>
+          <w:rPr>
+            <w:color w:val="0000EE"/>
+            <w:u w:val="single"/>
+          </w:rPr>
+          <w:t>54</w:t>
+        </w:r>
+      </w:hyperlink>
+      <w:r>
+        <w:rPr>
+          <w:lang w:val="es_ES" w:bidi="es_ES"/>
+        </w:rPr>
+        <w:t xml:space="preserve">; </w:t>
+      </w:r>
+      <w:hyperlink r:id="rId443">
+        <w:r>
+          <w:rPr>
+            <w:lang w:val="es_ES" w:bidi="es_ES"/>
+          </w:rPr>
+          <w:rPr>
+            <w:color w:val="0000EE"/>
+            <w:u w:val="single"/>
+          </w:rPr>
+          <w:t>Juan 13.23–25;</w:t>
+        </w:r>
+      </w:hyperlink>
+      <w:r>
+        <w:rPr>
+          <w:lang w:val="es_ES" w:bidi="es_ES"/>
+        </w:rPr>
+        <w:t xml:space="preserve"> </w:t>
+      </w:r>
+      <w:hyperlink r:id="rId444">
+        <w:r>
+          <w:rPr>
+            <w:lang w:val="es_ES" w:bidi="es_ES"/>
+          </w:rPr>
+          <w:rPr>
+            <w:color w:val="0000EE"/>
+            <w:u w:val="single"/>
+          </w:rPr>
+          <w:t>18.15–16;</w:t>
+        </w:r>
+      </w:hyperlink>
+      <w:r>
+        <w:rPr>
+          <w:lang w:val="es_ES" w:bidi="es_ES"/>
+        </w:rPr>
+        <w:t xml:space="preserve"> </w:t>
+      </w:r>
+      <w:hyperlink r:id="rId445">
+        <w:r>
+          <w:rPr>
+            <w:lang w:val="es_ES" w:bidi="es_ES"/>
+          </w:rPr>
+          <w:rPr>
+            <w:color w:val="0000EE"/>
+            <w:u w:val="single"/>
+          </w:rPr>
+          <w:t>19.26–27;</w:t>
+        </w:r>
+      </w:hyperlink>
+      <w:r>
+        <w:rPr>
+          <w:lang w:val="es_ES" w:bidi="es_ES"/>
+        </w:rPr>
+        <w:t xml:space="preserve"> </w:t>
+      </w:r>
+      <w:hyperlink r:id="rId446">
+        <w:r>
+          <w:rPr>
+            <w:lang w:val="es_ES" w:bidi="es_ES"/>
+          </w:rPr>
+          <w:rPr>
+            <w:color w:val="0000EE"/>
+            <w:u w:val="single"/>
+          </w:rPr>
+          <w:t>20.2–10;</w:t>
+        </w:r>
+      </w:hyperlink>
+      <w:r>
+        <w:rPr>
+          <w:lang w:val="es_ES" w:bidi="es_ES"/>
+        </w:rPr>
+        <w:t xml:space="preserve"> </w:t>
+      </w:r>
+      <w:hyperlink r:id="rId145">
+        <w:r>
+          <w:rPr>
+            <w:lang w:val="es_ES" w:bidi="es_ES"/>
+          </w:rPr>
+          <w:rPr>
+            <w:color w:val="0000EE"/>
+            <w:u w:val="single"/>
+          </w:rPr>
+          <w:t>21.2</w:t>
+        </w:r>
+      </w:hyperlink>
+      <w:r>
+        <w:rPr>
+          <w:lang w:val="es_ES" w:bidi="es_ES"/>
+        </w:rPr>
+        <w:t xml:space="preserve">, </w:t>
+      </w:r>
+      <w:hyperlink r:id="rId456">
+        <w:r>
+          <w:rPr>
+            <w:lang w:val="es_ES" w:bidi="es_ES"/>
+          </w:rPr>
+          <w:rPr>
+            <w:color w:val="0000EE"/>
+            <w:u w:val="single"/>
+          </w:rPr>
+          <w:t>7</w:t>
+        </w:r>
+      </w:hyperlink>
+      <w:r>
+        <w:rPr>
+          <w:lang w:val="es_ES" w:bidi="es_ES"/>
+        </w:rPr>
+        <w:t xml:space="preserve">, </w:t>
+      </w:r>
+      <w:hyperlink r:id="rId447">
+        <w:r>
+          <w:rPr>
+            <w:lang w:val="es_ES" w:bidi="es_ES"/>
+          </w:rPr>
+          <w:rPr>
+            <w:color w:val="0000EE"/>
+            <w:u w:val="single"/>
+          </w:rPr>
+          <w:t>20–24</w:t>
+        </w:r>
+      </w:hyperlink>
+      <w:r>
+        <w:rPr>
+          <w:lang w:val="es_ES" w:bidi="es_ES"/>
+        </w:rPr>
+        <w:t xml:space="preserve">; </w:t>
+      </w:r>
+      <w:hyperlink r:id="rId146">
+        <w:r>
+          <w:rPr>
+            <w:lang w:val="es_ES" w:bidi="es_ES"/>
+          </w:rPr>
+          <w:rPr>
+            <w:color w:val="0000EE"/>
+            <w:u w:val="single"/>
+          </w:rPr>
+          <w:t>Hechos 1.13;</w:t>
+        </w:r>
+      </w:hyperlink>
+      <w:r>
+        <w:rPr>
+          <w:lang w:val="es_ES" w:bidi="es_ES"/>
+        </w:rPr>
+        <w:t xml:space="preserve"> </w:t>
+      </w:r>
+      <w:hyperlink r:id="rId448">
+        <w:r>
+          <w:rPr>
+            <w:lang w:val="es_ES" w:bidi="es_ES"/>
+          </w:rPr>
+          <w:rPr>
+            <w:color w:val="0000EE"/>
+            <w:u w:val="single"/>
+          </w:rPr>
+          <w:t>3.1–11;</w:t>
+        </w:r>
+      </w:hyperlink>
+      <w:r>
+        <w:rPr>
+          <w:lang w:val="es_ES" w:bidi="es_ES"/>
+        </w:rPr>
+        <w:t xml:space="preserve"> </w:t>
+      </w:r>
+      <w:hyperlink r:id="rId457">
+        <w:r>
+          <w:rPr>
+            <w:lang w:val="es_ES" w:bidi="es_ES"/>
+          </w:rPr>
+          <w:rPr>
+            <w:color w:val="0000EE"/>
+            <w:u w:val="single"/>
+          </w:rPr>
+          <w:t>4.1–22;</w:t>
+        </w:r>
+      </w:hyperlink>
+      <w:r>
+        <w:rPr>
+          <w:lang w:val="es_ES" w:bidi="es_ES"/>
+        </w:rPr>
+        <w:t xml:space="preserve"> </w:t>
+      </w:r>
+      <w:hyperlink r:id="rId458">
+        <w:r>
+          <w:rPr>
+            <w:lang w:val="es_ES" w:bidi="es_ES"/>
+          </w:rPr>
+          <w:rPr>
+            <w:color w:val="0000EE"/>
+            <w:u w:val="single"/>
+          </w:rPr>
+          <w:t>5.17–42;</w:t>
+        </w:r>
+      </w:hyperlink>
+      <w:r>
+        <w:rPr>
+          <w:lang w:val="es_ES" w:bidi="es_ES"/>
+        </w:rPr>
+        <w:t xml:space="preserve"> </w:t>
+      </w:r>
+      <w:hyperlink r:id="rId450">
+        <w:r>
+          <w:rPr>
+            <w:lang w:val="es_ES" w:bidi="es_ES"/>
+          </w:rPr>
+          <w:rPr>
+            <w:color w:val="0000EE"/>
+            <w:u w:val="single"/>
+          </w:rPr>
+          <w:t>8.14–25</w:t>
+        </w:r>
+      </w:hyperlink>
+      <w:r>
+        <w:rPr>
+          <w:lang w:val="es_ES" w:bidi="es_ES"/>
+        </w:rPr>
+        <w:t xml:space="preserve">; </w:t>
+      </w:r>
+      <w:hyperlink r:id="rId103">
+        <w:r>
+          <w:rPr>
+            <w:lang w:val="es_ES" w:bidi="es_ES"/>
+          </w:rPr>
+          <w:rPr>
+            <w:color w:val="0000EE"/>
+            <w:u w:val="single"/>
+          </w:rPr>
+          <w:t>Gálatas 2.9</w:t>
+        </w:r>
+      </w:hyperlink>
+      <w:r>
+        <w:rPr>
+          <w:lang w:val="es_ES" w:bidi="es_ES"/>
+        </w:rPr>
+      </w:r>
+      <w:r>
+        <w:rPr>
+          <w:lang w:val="es_ES" w:bidi="es_ES"/>
+        </w:rPr>
+      </w:r>
+    </w:p>
+    <w:p>
+      <w:pPr/>
+      <w:r>
+        <w:rPr>
+          <w:lang w:val="es_ES" w:bidi="es_ES"/>
+        </w:rPr>
+      </w:r>
+    </w:p>
+    <w:p>
+      <w:pPr>
+        <w:pStyle w:val="Heading2"/>
+      </w:pPr>
+      <w:r>
+        <w:rPr>
+          <w:lang w:val="es_ES" w:bidi="es_ES"/>
+        </w:rPr>
         <w:t>Juan Marcos</w:t>
       </w:r>
       <w:r>
@@ -11615,7 +12926,7 @@
         </w:rPr>
         <w:t>Bernabé y Pablo llevaron a Marcos como asistente en su primer viaje misionero. Sin embargo, Marcos los abandonó y regresó a Jerusalem antes de que el viaje concluyera (</w:t>
       </w:r>
-      <w:hyperlink r:id="rId441">
+      <w:hyperlink r:id="rId459">
         <w:r>
           <w:rPr>
             <w:lang w:val="es_ES" w:bidi="es_ES"/>
@@ -11633,7 +12944,7 @@
         </w:rPr>
         <w:t xml:space="preserve">; </w:t>
       </w:r>
-      <w:hyperlink r:id="rId442">
+      <w:hyperlink r:id="rId460">
         <w:r>
           <w:rPr>
             <w:lang w:val="es_ES" w:bidi="es_ES"/>
@@ -11651,7 +12962,7 @@
         </w:rPr>
         <w:t xml:space="preserve">, </w:t>
       </w:r>
-      <w:hyperlink r:id="rId443">
+      <w:hyperlink r:id="rId461">
         <w:r>
           <w:rPr>
             <w:lang w:val="es_ES" w:bidi="es_ES"/>
@@ -11669,7 +12980,7 @@
         </w:rPr>
         <w:t>). Debido a esto, cuando Bernabé quiso llevar a Marcos en el segundo viaje, Pablo se negó. Este desacuerdo dividió al equipo: Bernabé llevó a Marcos, su primo, mientras que Pablo eligió a Silas. Las dos parejas luego tomaron caminos separados (</w:t>
       </w:r>
-      <w:hyperlink r:id="rId444">
+      <w:hyperlink r:id="rId462">
         <w:r>
           <w:rPr>
             <w:lang w:val="es_ES" w:bidi="es_ES"/>
@@ -11701,7 +13012,7 @@
         </w:rPr>
         <w:t>Más tarde, Pablo y Marcos se reconciliaron, y Marcos volvió a ser su asistente. En Colosenses, Pablo se refiere a Marcos como un colaborador y sugiere que pronto podría enviarlo a visitar la iglesia en Colosas (</w:t>
       </w:r>
-      <w:hyperlink r:id="rId445">
+      <w:hyperlink r:id="rId463">
         <w:r>
           <w:rPr>
             <w:lang w:val="es_ES" w:bidi="es_ES"/>
@@ -11719,7 +13030,7 @@
         </w:rPr>
         <w:t xml:space="preserve">; ver también </w:t>
       </w:r>
-      <w:hyperlink r:id="rId446">
+      <w:hyperlink r:id="rId464">
         <w:r>
           <w:rPr>
             <w:lang w:val="es_ES" w:bidi="es_ES"/>
@@ -11737,7 +13048,7 @@
         </w:rPr>
         <w:t>). Incluso más adelante, cuando Pablo esperaba la ejecución en una prisión Romana, pidió a Timoteo que trajera a Marcos porque consideraba que sería útil en su ministerio (</w:t>
       </w:r>
-      <w:hyperlink r:id="rId447">
+      <w:hyperlink r:id="rId465">
         <w:r>
           <w:rPr>
             <w:lang w:val="es_ES" w:bidi="es_ES"/>
@@ -11769,7 +13080,7 @@
         </w:rPr>
         <w:t>Es probable que Marcos haya ayudado a Pedro con su obra misionera en Italia cerca del final de la vida de Pedro. En una de las cartas de Pedro, él llama cariñosamente a Marcos su "hijo" que está con él (</w:t>
       </w:r>
-      <w:hyperlink r:id="rId448">
+      <w:hyperlink r:id="rId466">
         <w:r>
           <w:rPr>
             <w:lang w:val="es_ES" w:bidi="es_ES"/>
@@ -11851,7 +13162,7 @@
           <w:lang w:val="es_ES" w:bidi="es_ES"/>
         </w:rPr>
       </w:r>
-      <w:hyperlink r:id="rId449">
+      <w:hyperlink r:id="rId467">
         <w:r>
           <w:rPr>
             <w:lang w:val="es_ES" w:bidi="es_ES"/>
@@ -11869,7 +13180,7 @@
         </w:rPr>
         <w:t xml:space="preserve">, </w:t>
       </w:r>
-      <w:hyperlink r:id="rId441">
+      <w:hyperlink r:id="rId459">
         <w:r>
           <w:rPr>
             <w:lang w:val="es_ES" w:bidi="es_ES"/>
@@ -11887,7 +13198,7 @@
         </w:rPr>
         <w:t xml:space="preserve">; </w:t>
       </w:r>
-      <w:hyperlink r:id="rId442">
+      <w:hyperlink r:id="rId460">
         <w:r>
           <w:rPr>
             <w:lang w:val="es_ES" w:bidi="es_ES"/>
@@ -11905,7 +13216,7 @@
         </w:rPr>
         <w:t xml:space="preserve">, </w:t>
       </w:r>
-      <w:hyperlink r:id="rId443">
+      <w:hyperlink r:id="rId461">
         <w:r>
           <w:rPr>
             <w:lang w:val="es_ES" w:bidi="es_ES"/>
@@ -11923,7 +13234,7 @@
         </w:rPr>
         <w:t xml:space="preserve"> </w:t>
       </w:r>
-      <w:hyperlink r:id="rId450">
+      <w:hyperlink r:id="rId468">
         <w:r>
           <w:rPr>
             <w:lang w:val="es_ES" w:bidi="es_ES"/>
@@ -11941,7 +13252,7 @@
         </w:rPr>
         <w:t xml:space="preserve">; </w:t>
       </w:r>
-      <w:hyperlink r:id="rId445">
+      <w:hyperlink r:id="rId463">
         <w:r>
           <w:rPr>
             <w:lang w:val="es_ES" w:bidi="es_ES"/>
@@ -11959,7 +13270,7 @@
         </w:rPr>
         <w:t xml:space="preserve"> </w:t>
       </w:r>
-      <w:hyperlink r:id="rId447">
+      <w:hyperlink r:id="rId465">
         <w:r>
           <w:rPr>
             <w:lang w:val="es_ES" w:bidi="es_ES"/>
@@ -11977,7 +13288,7 @@
         </w:rPr>
         <w:t xml:space="preserve"> </w:t>
       </w:r>
-      <w:hyperlink r:id="rId451">
+      <w:hyperlink r:id="rId469">
         <w:r>
           <w:rPr>
             <w:lang w:val="es_ES" w:bidi="es_ES"/>
@@ -11995,7 +13306,7 @@
         </w:rPr>
         <w:t xml:space="preserve"> </w:t>
       </w:r>
-      <w:hyperlink r:id="rId448">
+      <w:hyperlink r:id="rId466">
         <w:r>
           <w:rPr>
             <w:lang w:val="es_ES" w:bidi="es_ES"/>
@@ -12005,1317 +13316,6 @@
             <w:u w:val="single"/>
           </w:rPr>
           <w:t>1 Pedro 5.13</w:t>
-        </w:r>
-      </w:hyperlink>
-      <w:r>
-        <w:rPr>
-          <w:lang w:val="es_ES" w:bidi="es_ES"/>
-        </w:rPr>
-      </w:r>
-      <w:r>
-        <w:rPr>
-          <w:lang w:val="es_ES" w:bidi="es_ES"/>
-        </w:rPr>
-      </w:r>
-    </w:p>
-    <w:p>
-      <w:pPr/>
-      <w:r>
-        <w:rPr>
-          <w:lang w:val="es_ES" w:bidi="es_ES"/>
-        </w:rPr>
-      </w:r>
-    </w:p>
-    <w:p>
-      <w:pPr>
-        <w:pStyle w:val="Heading2"/>
-      </w:pPr>
-      <w:r>
-        <w:rPr>
-          <w:lang w:val="es_ES" w:bidi="es_ES"/>
-        </w:rPr>
-        <w:t>Juan, hijo de Zebedeo</w:t>
-      </w:r>
-      <w:r>
-        <w:rPr>
-          <w:lang w:val="es_ES" w:bidi="es_ES"/>
-        </w:rPr>
-      </w:r>
-    </w:p>
-    <w:p>
-      <w:pPr/>
-      <w:r>
-        <w:rPr>
-          <w:lang w:val="es_ES" w:bidi="es_ES"/>
-        </w:rPr>
-      </w:r>
-      <w:r>
-        <w:rPr>
-          <w:lang w:val="es_ES" w:bidi="es_ES"/>
-        </w:rPr>
-        <w:t>Juan fue uno de los doce seguidores más cercanos de Jesús, conocidos como apóstoles. Era hermano de Jacobo e hijo de Zebedeo. Jesús eligió a estos doce hombres como sus representantes especiales y les otorgó autoridad para enseñar a otros sobre él. Su labor contribuyó al inicio de la iglesia primitiva. La tradición temprana sostiene que Juan, hijo de Zebedeo, escribió el Evangelio de Juan, las Cartas de Juan y el Libro de Apocalipsis.</w:t>
-      </w:r>
-    </w:p>
-    <w:p>
-      <w:pPr/>
-      <w:r>
-        <w:rPr>
-          <w:lang w:val="es_ES" w:bidi="es_ES"/>
-        </w:rPr>
-      </w:r>
-      <w:r>
-        <w:rPr>
-          <w:lang w:val="es_ES" w:bidi="es_ES"/>
-        </w:rPr>
-        <w:t>Juan y su hermano Jacobo estaban entre los seguidores más cercanos de Jesús (</w:t>
-      </w:r>
-      <w:hyperlink r:id="rId118">
-        <w:r>
-          <w:rPr>
-            <w:lang w:val="es_ES" w:bidi="es_ES"/>
-          </w:rPr>
-          <w:rPr>
-            <w:color w:val="0000EE"/>
-            <w:u w:val="single"/>
-          </w:rPr>
-          <w:t>Marcos 5.37;</w:t>
-        </w:r>
-      </w:hyperlink>
-      <w:r>
-        <w:rPr>
-          <w:lang w:val="es_ES" w:bidi="es_ES"/>
-        </w:rPr>
-        <w:t xml:space="preserve"> </w:t>
-      </w:r>
-      <w:hyperlink r:id="rId138">
-        <w:r>
-          <w:rPr>
-            <w:lang w:val="es_ES" w:bidi="es_ES"/>
-          </w:rPr>
-          <w:rPr>
-            <w:color w:val="0000EE"/>
-            <w:u w:val="single"/>
-          </w:rPr>
-          <w:t>9.2;</w:t>
-        </w:r>
-      </w:hyperlink>
-      <w:r>
-        <w:rPr>
-          <w:lang w:val="es_ES" w:bidi="es_ES"/>
-        </w:rPr>
-        <w:t xml:space="preserve"> </w:t>
-      </w:r>
-      <w:hyperlink r:id="rId452">
-        <w:r>
-          <w:rPr>
-            <w:lang w:val="es_ES" w:bidi="es_ES"/>
-          </w:rPr>
-          <w:rPr>
-            <w:color w:val="0000EE"/>
-            <w:u w:val="single"/>
-          </w:rPr>
-          <w:t>13.3;</w:t>
-        </w:r>
-      </w:hyperlink>
-      <w:r>
-        <w:rPr>
-          <w:lang w:val="es_ES" w:bidi="es_ES"/>
-        </w:rPr>
-        <w:t xml:space="preserve"> </w:t>
-      </w:r>
-      <w:hyperlink r:id="rId124">
-        <w:r>
-          <w:rPr>
-            <w:lang w:val="es_ES" w:bidi="es_ES"/>
-          </w:rPr>
-          <w:rPr>
-            <w:color w:val="0000EE"/>
-            <w:u w:val="single"/>
-          </w:rPr>
-          <w:t>14.33</w:t>
-        </w:r>
-      </w:hyperlink>
-      <w:r>
-        <w:rPr>
-          <w:lang w:val="es_ES" w:bidi="es_ES"/>
-        </w:rPr>
-        <w:t xml:space="preserve">). Su madre, Salomé, podría haber sido hermana de María, la madre de Jesús (compara </w:t>
-      </w:r>
-      <w:hyperlink r:id="rId105">
-        <w:r>
-          <w:rPr>
-            <w:lang w:val="es_ES" w:bidi="es_ES"/>
-          </w:rPr>
-          <w:rPr>
-            <w:color w:val="0000EE"/>
-            <w:u w:val="single"/>
-          </w:rPr>
-          <w:t>Mateo 27.56;</w:t>
-        </w:r>
-      </w:hyperlink>
-      <w:r>
-        <w:rPr>
-          <w:lang w:val="es_ES" w:bidi="es_ES"/>
-        </w:rPr>
-        <w:t xml:space="preserve"> </w:t>
-      </w:r>
-      <w:hyperlink r:id="rId106">
-        <w:r>
-          <w:rPr>
-            <w:lang w:val="es_ES" w:bidi="es_ES"/>
-          </w:rPr>
-          <w:rPr>
-            <w:color w:val="0000EE"/>
-            <w:u w:val="single"/>
-          </w:rPr>
-          <w:t>Marcos 15.40;</w:t>
-        </w:r>
-      </w:hyperlink>
-      <w:r>
-        <w:rPr>
-          <w:lang w:val="es_ES" w:bidi="es_ES"/>
-        </w:rPr>
-        <w:t xml:space="preserve"> </w:t>
-      </w:r>
-      <w:hyperlink r:id="rId107">
-        <w:r>
-          <w:rPr>
-            <w:lang w:val="es_ES" w:bidi="es_ES"/>
-          </w:rPr>
-          <w:rPr>
-            <w:color w:val="0000EE"/>
-            <w:u w:val="single"/>
-          </w:rPr>
-          <w:t>16.1</w:t>
-        </w:r>
-      </w:hyperlink>
-      <w:r>
-        <w:rPr>
-          <w:lang w:val="es_ES" w:bidi="es_ES"/>
-        </w:rPr>
-        <w:t xml:space="preserve">; </w:t>
-      </w:r>
-      <w:hyperlink r:id="rId108">
-        <w:r>
-          <w:rPr>
-            <w:lang w:val="es_ES" w:bidi="es_ES"/>
-          </w:rPr>
-          <w:rPr>
-            <w:color w:val="0000EE"/>
-            <w:u w:val="single"/>
-          </w:rPr>
-          <w:t>Juan 19.25</w:t>
-        </w:r>
-      </w:hyperlink>
-      <w:r>
-        <w:rPr>
-          <w:lang w:val="es_ES" w:bidi="es_ES"/>
-        </w:rPr>
-        <w:t>). El nombre de Juan generalmente aparece después del de Jacobo, lo que sugiere que Juan era más joven. Jacobo y Juan eran pescadores como su padre (</w:t>
-      </w:r>
-      <w:hyperlink r:id="rId111">
-        <w:r>
-          <w:rPr>
-            <w:lang w:val="es_ES" w:bidi="es_ES"/>
-          </w:rPr>
-          <w:rPr>
-            <w:color w:val="0000EE"/>
-            <w:u w:val="single"/>
-          </w:rPr>
-          <w:t>Mateo 4.21; Marcos 1.19</w:t>
-        </w:r>
-      </w:hyperlink>
-      <w:r>
-        <w:rPr>
-          <w:lang w:val="es_ES" w:bidi="es_ES"/>
-        </w:rPr>
-        <w:t>). Pescaban con Pedro y Andrés, otro par de hermanos que también se convirtieron en discípulos (</w:t>
-      </w:r>
-      <w:hyperlink r:id="rId453">
-        <w:r>
-          <w:rPr>
-            <w:lang w:val="es_ES" w:bidi="es_ES"/>
-          </w:rPr>
-          <w:rPr>
-            <w:color w:val="0000EE"/>
-            <w:u w:val="single"/>
-          </w:rPr>
-          <w:t>Lucas 5.8–10</w:t>
-        </w:r>
-      </w:hyperlink>
-      <w:r>
-        <w:rPr>
-          <w:lang w:val="es_ES" w:bidi="es_ES"/>
-        </w:rPr>
-        <w:t>).</w:t>
-      </w:r>
-    </w:p>
-    <w:p>
-      <w:pPr/>
-      <w:r>
-        <w:rPr>
-          <w:lang w:val="es_ES" w:bidi="es_ES"/>
-        </w:rPr>
-      </w:r>
-      <w:r>
-        <w:rPr>
-          <w:lang w:val="es_ES" w:bidi="es_ES"/>
-        </w:rPr>
-        <w:t>Ellos fueron de los primeros discípulos que Jesús llamó, y dejaron todo para seguirlo (</w:t>
-      </w:r>
-      <w:hyperlink r:id="rId113">
-        <w:r>
-          <w:rPr>
-            <w:lang w:val="es_ES" w:bidi="es_ES"/>
-          </w:rPr>
-          <w:rPr>
-            <w:color w:val="0000EE"/>
-            <w:u w:val="single"/>
-          </w:rPr>
-          <w:t>Mateo 4.22;</w:t>
-        </w:r>
-      </w:hyperlink>
-      <w:r>
-        <w:rPr>
-          <w:lang w:val="es_ES" w:bidi="es_ES"/>
-        </w:rPr>
-        <w:t xml:space="preserve"> </w:t>
-      </w:r>
-      <w:hyperlink r:id="rId111">
-        <w:r>
-          <w:rPr>
-            <w:lang w:val="es_ES" w:bidi="es_ES"/>
-          </w:rPr>
-          <w:rPr>
-            <w:color w:val="0000EE"/>
-            <w:u w:val="single"/>
-          </w:rPr>
-          <w:t>Marcos 1.20;</w:t>
-        </w:r>
-      </w:hyperlink>
-      <w:hyperlink r:id="rId114">
-        <w:r>
-          <w:rPr>
-            <w:lang w:val="es_ES" w:bidi="es_ES"/>
-          </w:rPr>
-          <w:rPr>
-            <w:color w:val="0000EE"/>
-            <w:u w:val="single"/>
-          </w:rPr>
-          <w:t xml:space="preserve"> </w:t>
-        </w:r>
-      </w:hyperlink>
-      <w:hyperlink r:id="rId115">
-        <w:r>
-          <w:rPr>
-            <w:lang w:val="es_ES" w:bidi="es_ES"/>
-          </w:rPr>
-          <w:rPr>
-            <w:color w:val="0000EE"/>
-            <w:u w:val="single"/>
-          </w:rPr>
-          <w:t>Lucas 5.11;</w:t>
-        </w:r>
-      </w:hyperlink>
-      <w:r>
-        <w:rPr>
-          <w:lang w:val="es_ES" w:bidi="es_ES"/>
-        </w:rPr>
-        <w:t xml:space="preserve"> comparar </w:t>
-      </w:r>
-      <w:hyperlink r:id="rId399">
-        <w:r>
-          <w:rPr>
-            <w:lang w:val="es_ES" w:bidi="es_ES"/>
-          </w:rPr>
-          <w:rPr>
-            <w:color w:val="0000EE"/>
-            <w:u w:val="single"/>
-          </w:rPr>
-          <w:t>Juan 1.35–40</w:t>
-        </w:r>
-      </w:hyperlink>
-      <w:r>
-        <w:rPr>
-          <w:lang w:val="es_ES" w:bidi="es_ES"/>
-        </w:rPr>
-        <w:t>). Jesús los llamó “Hijos del Trueno” (</w:t>
-      </w:r>
-      <w:hyperlink r:id="rId116">
-        <w:r>
-          <w:rPr>
-            <w:lang w:val="es_ES" w:bidi="es_ES"/>
-          </w:rPr>
-          <w:rPr>
-            <w:color w:val="0000EE"/>
-            <w:u w:val="single"/>
-          </w:rPr>
-          <w:t>Marcos 3.17</w:t>
-        </w:r>
-      </w:hyperlink>
-      <w:r>
-        <w:rPr>
-          <w:lang w:val="es_ES" w:bidi="es_ES"/>
-        </w:rPr>
-        <w:t xml:space="preserve">). Este nombre podría indicar que eran ruidosos o de temperamento impulsivo (ver </w:t>
-      </w:r>
-      <w:hyperlink r:id="rId117">
-        <w:r>
-          <w:rPr>
-            <w:lang w:val="es_ES" w:bidi="es_ES"/>
-          </w:rPr>
-          <w:rPr>
-            <w:color w:val="0000EE"/>
-            <w:u w:val="single"/>
-          </w:rPr>
-          <w:t>Lucas 9.54</w:t>
-        </w:r>
-      </w:hyperlink>
-      <w:r>
-        <w:rPr>
-          <w:lang w:val="es_ES" w:bidi="es_ES"/>
-        </w:rPr>
-        <w:t>). En una ocasión, los hermanos molestaron a los otros discípulos al solicitar posiciones especiales en el futuro reino (</w:t>
-      </w:r>
-      <w:hyperlink r:id="rId125">
-        <w:r>
-          <w:rPr>
-            <w:lang w:val="es_ES" w:bidi="es_ES"/>
-          </w:rPr>
-          <w:rPr>
-            <w:color w:val="0000EE"/>
-            <w:u w:val="single"/>
-          </w:rPr>
-          <w:t>Mateo 20.20–28;</w:t>
-        </w:r>
-      </w:hyperlink>
-      <w:r>
-        <w:rPr>
-          <w:lang w:val="es_ES" w:bidi="es_ES"/>
-        </w:rPr>
-        <w:t xml:space="preserve"> </w:t>
-      </w:r>
-      <w:hyperlink r:id="rId126">
-        <w:r>
-          <w:rPr>
-            <w:lang w:val="es_ES" w:bidi="es_ES"/>
-          </w:rPr>
-          <w:rPr>
-            <w:color w:val="0000EE"/>
-            <w:u w:val="single"/>
-          </w:rPr>
-          <w:t>Marcos 10.35–45;</w:t>
-        </w:r>
-      </w:hyperlink>
-      <w:r>
-        <w:rPr>
-          <w:lang w:val="es_ES" w:bidi="es_ES"/>
-        </w:rPr>
-        <w:t xml:space="preserve"> comparar </w:t>
-      </w:r>
-      <w:hyperlink r:id="rId127">
-        <w:r>
-          <w:rPr>
-            <w:lang w:val="es_ES" w:bidi="es_ES"/>
-          </w:rPr>
-          <w:rPr>
-            <w:color w:val="0000EE"/>
-            <w:u w:val="single"/>
-          </w:rPr>
-          <w:t>Lucas 22.24–27</w:t>
-        </w:r>
-      </w:hyperlink>
-      <w:r>
-        <w:rPr>
-          <w:lang w:val="es_ES" w:bidi="es_ES"/>
-        </w:rPr>
-        <w:t>).</w:t>
-      </w:r>
-    </w:p>
-    <w:p>
-      <w:pPr/>
-      <w:r>
-        <w:rPr>
-          <w:lang w:val="es_ES" w:bidi="es_ES"/>
-        </w:rPr>
-      </w:r>
-      <w:r>
-        <w:rPr>
-          <w:lang w:val="es_ES" w:bidi="es_ES"/>
-        </w:rPr>
-        <w:t>Se cree que Juan es el "discípulo amado por Jesús" y "otro discípulo" mencionado en el Evangelio de Juan (</w:t>
-      </w:r>
-      <w:hyperlink r:id="rId454">
-        <w:r>
-          <w:rPr>
-            <w:lang w:val="es_ES" w:bidi="es_ES"/>
-          </w:rPr>
-          <w:rPr>
-            <w:color w:val="0000EE"/>
-            <w:u w:val="single"/>
-          </w:rPr>
-          <w:t>Juan 13.23–25;</w:t>
-        </w:r>
-      </w:hyperlink>
-      <w:r>
-        <w:rPr>
-          <w:lang w:val="es_ES" w:bidi="es_ES"/>
-        </w:rPr>
-        <w:t xml:space="preserve"> </w:t>
-      </w:r>
-      <w:hyperlink r:id="rId455">
-        <w:r>
-          <w:rPr>
-            <w:lang w:val="es_ES" w:bidi="es_ES"/>
-          </w:rPr>
-          <w:rPr>
-            <w:color w:val="0000EE"/>
-            <w:u w:val="single"/>
-          </w:rPr>
-          <w:t>18.15–16;</w:t>
-        </w:r>
-      </w:hyperlink>
-      <w:r>
-        <w:rPr>
-          <w:lang w:val="es_ES" w:bidi="es_ES"/>
-        </w:rPr>
-        <w:t xml:space="preserve"> </w:t>
-      </w:r>
-      <w:hyperlink r:id="rId456">
-        <w:r>
-          <w:rPr>
-            <w:lang w:val="es_ES" w:bidi="es_ES"/>
-          </w:rPr>
-          <w:rPr>
-            <w:color w:val="0000EE"/>
-            <w:u w:val="single"/>
-          </w:rPr>
-          <w:t>19.26–27;</w:t>
-        </w:r>
-      </w:hyperlink>
-      <w:r>
-        <w:rPr>
-          <w:lang w:val="es_ES" w:bidi="es_ES"/>
-        </w:rPr>
-        <w:t xml:space="preserve"> </w:t>
-      </w:r>
-      <w:hyperlink r:id="rId457">
-        <w:r>
-          <w:rPr>
-            <w:lang w:val="es_ES" w:bidi="es_ES"/>
-          </w:rPr>
-          <w:rPr>
-            <w:color w:val="0000EE"/>
-            <w:u w:val="single"/>
-          </w:rPr>
-          <w:t>20.2–10;</w:t>
-        </w:r>
-      </w:hyperlink>
-      <w:r>
-        <w:rPr>
-          <w:lang w:val="es_ES" w:bidi="es_ES"/>
-        </w:rPr>
-        <w:t xml:space="preserve"> </w:t>
-      </w:r>
-      <w:hyperlink r:id="rId458">
-        <w:r>
-          <w:rPr>
-            <w:lang w:val="es_ES" w:bidi="es_ES"/>
-          </w:rPr>
-          <w:rPr>
-            <w:color w:val="0000EE"/>
-            <w:u w:val="single"/>
-          </w:rPr>
-          <w:t>21.20–24</w:t>
-        </w:r>
-      </w:hyperlink>
-      <w:r>
-        <w:rPr>
-          <w:lang w:val="es_ES" w:bidi="es_ES"/>
-        </w:rPr>
-        <w:t>). Podría haber sido el discípulo sin nombre de Juan el Bautista que, junto con Andrés, se convirtió en uno de los primeros seguidores de Jesús (</w:t>
-      </w:r>
-      <w:hyperlink r:id="rId399">
-        <w:r>
-          <w:rPr>
-            <w:lang w:val="es_ES" w:bidi="es_ES"/>
-          </w:rPr>
-          <w:rPr>
-            <w:color w:val="0000EE"/>
-            <w:u w:val="single"/>
-          </w:rPr>
-          <w:t>Juan 1.35–40</w:t>
-        </w:r>
-      </w:hyperlink>
-      <w:r>
-        <w:rPr>
-          <w:lang w:val="es_ES" w:bidi="es_ES"/>
-        </w:rPr>
-        <w:t>).</w:t>
-      </w:r>
-    </w:p>
-    <w:p>
-      <w:pPr/>
-      <w:r>
-        <w:rPr>
-          <w:lang w:val="es_ES" w:bidi="es_ES"/>
-        </w:rPr>
-      </w:r>
-      <w:r>
-        <w:rPr>
-          <w:lang w:val="es_ES" w:bidi="es_ES"/>
-        </w:rPr>
-        <w:t>El nombre de Juan aparece tres veces en Hechos. En cada ocasión, trabaja junto a Pedro (</w:t>
-      </w:r>
-      <w:hyperlink r:id="rId459">
-        <w:r>
-          <w:rPr>
-            <w:lang w:val="es_ES" w:bidi="es_ES"/>
-          </w:rPr>
-          <w:rPr>
-            <w:color w:val="0000EE"/>
-            <w:u w:val="single"/>
-          </w:rPr>
-          <w:t>Hechos 3.1–11;</w:t>
-        </w:r>
-      </w:hyperlink>
-      <w:r>
-        <w:rPr>
-          <w:lang w:val="es_ES" w:bidi="es_ES"/>
-        </w:rPr>
-        <w:t xml:space="preserve"> </w:t>
-      </w:r>
-      <w:hyperlink r:id="rId460">
-        <w:r>
-          <w:rPr>
-            <w:lang w:val="es_ES" w:bidi="es_ES"/>
-          </w:rPr>
-          <w:rPr>
-            <w:color w:val="0000EE"/>
-            <w:u w:val="single"/>
-          </w:rPr>
-          <w:t>4.1–23;</w:t>
-        </w:r>
-      </w:hyperlink>
-      <w:r>
-        <w:rPr>
-          <w:lang w:val="es_ES" w:bidi="es_ES"/>
-        </w:rPr>
-        <w:t xml:space="preserve"> </w:t>
-      </w:r>
-      <w:hyperlink r:id="rId461">
-        <w:r>
-          <w:rPr>
-            <w:lang w:val="es_ES" w:bidi="es_ES"/>
-          </w:rPr>
-          <w:rPr>
-            <w:color w:val="0000EE"/>
-            <w:u w:val="single"/>
-          </w:rPr>
-          <w:t>8.14–25</w:t>
-        </w:r>
-      </w:hyperlink>
-      <w:r>
-        <w:rPr>
-          <w:lang w:val="es_ES" w:bidi="es_ES"/>
-        </w:rPr>
-        <w:t>). Pablo lo llamó uno de los "pilares" de la iglesia en Jerusalem (</w:t>
-      </w:r>
-      <w:hyperlink r:id="rId103">
-        <w:r>
-          <w:rPr>
-            <w:lang w:val="es_ES" w:bidi="es_ES"/>
-          </w:rPr>
-          <w:rPr>
-            <w:color w:val="0000EE"/>
-            <w:u w:val="single"/>
-          </w:rPr>
-          <w:t>Gálatas 2.9</w:t>
-        </w:r>
-      </w:hyperlink>
-      <w:r>
-        <w:rPr>
-          <w:lang w:val="es_ES" w:bidi="es_ES"/>
-        </w:rPr>
-        <w:t>), lo que indica que Juan era un líder destacado en la iglesia de Jerusalem.</w:t>
-      </w:r>
-    </w:p>
-    <w:p>
-      <w:pPr/>
-      <w:r>
-        <w:rPr>
-          <w:lang w:val="es_ES" w:bidi="es_ES"/>
-        </w:rPr>
-      </w:r>
-      <w:r>
-        <w:rPr>
-          <w:lang w:val="es_ES" w:bidi="es_ES"/>
-        </w:rPr>
-        <w:t>La historia más común sobre la vida posterior de Juan es que se mudó a Efeso. Allí, se convirtió en el obispo de Asia Menor. Vivió hasta una edad avanzada y murió pacíficamente entre amigos. Su Evangelio ofrece una profunda imagen de Jesús, y sus cartas (</w:t>
-      </w:r>
-      <w:hyperlink r:id="rId462">
-        <w:r>
-          <w:rPr>
-            <w:lang w:val="es_ES" w:bidi="es_ES"/>
-          </w:rPr>
-          <w:rPr>
-            <w:color w:val="0000EE"/>
-            <w:u w:val="single"/>
-          </w:rPr>
-          <w:t>1 Juan</w:t>
-        </w:r>
-      </w:hyperlink>
-      <w:r>
-        <w:rPr>
-          <w:lang w:val="es_ES" w:bidi="es_ES"/>
-        </w:rPr>
-        <w:t xml:space="preserve">, </w:t>
-      </w:r>
-      <w:hyperlink r:id="rId463">
-        <w:r>
-          <w:rPr>
-            <w:lang w:val="es_ES" w:bidi="es_ES"/>
-          </w:rPr>
-          <w:rPr>
-            <w:color w:val="0000EE"/>
-            <w:u w:val="single"/>
-          </w:rPr>
-          <w:t>2 Juan</w:t>
-        </w:r>
-      </w:hyperlink>
-      <w:r>
-        <w:rPr>
-          <w:lang w:val="es_ES" w:bidi="es_ES"/>
-        </w:rPr>
-        <w:t xml:space="preserve">, y </w:t>
-      </w:r>
-      <w:hyperlink r:id="rId464">
-        <w:r>
-          <w:rPr>
-            <w:lang w:val="es_ES" w:bidi="es_ES"/>
-          </w:rPr>
-          <w:rPr>
-            <w:color w:val="0000EE"/>
-            <w:u w:val="single"/>
-          </w:rPr>
-          <w:t>3 Juan</w:t>
-        </w:r>
-      </w:hyperlink>
-      <w:r>
-        <w:rPr>
-          <w:lang w:val="es_ES" w:bidi="es_ES"/>
-        </w:rPr>
-        <w:t>) brindan una visión inspiradora de la vida cristiana.</w:t>
-      </w:r>
-    </w:p>
-    <w:p>
-      <w:pPr/>
-      <w:r>
-        <w:rPr>
-          <w:lang w:val="es_ES" w:bidi="es_ES"/>
-        </w:rPr>
-      </w:r>
-      <w:r>
-        <w:rPr>
-          <w:u w:val="single"/>
-          <w:lang w:val="es_ES" w:bidi="es_ES"/>
-        </w:rPr>
-        <w:t>Pasajes para Estudio Complementario</w:t>
-      </w:r>
-    </w:p>
-    <w:p>
-      <w:pPr/>
-      <w:r>
-        <w:rPr>
-          <w:lang w:val="es_ES" w:bidi="es_ES"/>
-        </w:rPr>
-      </w:r>
-      <w:hyperlink r:id="rId131">
-        <w:r>
-          <w:rPr>
-            <w:lang w:val="es_ES" w:bidi="es_ES"/>
-          </w:rPr>
-          <w:rPr>
-            <w:color w:val="0000EE"/>
-            <w:u w:val="single"/>
-          </w:rPr>
-          <w:t>Mateo 4.21–22;</w:t>
-        </w:r>
-      </w:hyperlink>
-      <w:r>
-        <w:rPr>
-          <w:lang w:val="es_ES" w:bidi="es_ES"/>
-        </w:rPr>
-        <w:t xml:space="preserve"> </w:t>
-      </w:r>
-      <w:hyperlink r:id="rId132">
-        <w:r>
-          <w:rPr>
-            <w:lang w:val="es_ES" w:bidi="es_ES"/>
-          </w:rPr>
-          <w:rPr>
-            <w:color w:val="0000EE"/>
-            <w:u w:val="single"/>
-          </w:rPr>
-          <w:t>10.2;</w:t>
-        </w:r>
-      </w:hyperlink>
-      <w:r>
-        <w:rPr>
-          <w:lang w:val="es_ES" w:bidi="es_ES"/>
-        </w:rPr>
-        <w:t xml:space="preserve"> </w:t>
-      </w:r>
-      <w:hyperlink r:id="rId133">
-        <w:r>
-          <w:rPr>
-            <w:lang w:val="es_ES" w:bidi="es_ES"/>
-          </w:rPr>
-          <w:rPr>
-            <w:color w:val="0000EE"/>
-            <w:u w:val="single"/>
-          </w:rPr>
-          <w:t>17.1;</w:t>
-        </w:r>
-      </w:hyperlink>
-      <w:r>
-        <w:rPr>
-          <w:lang w:val="es_ES" w:bidi="es_ES"/>
-        </w:rPr>
-        <w:t xml:space="preserve"> </w:t>
-      </w:r>
-      <w:hyperlink r:id="rId134">
-        <w:r>
-          <w:rPr>
-            <w:lang w:val="es_ES" w:bidi="es_ES"/>
-          </w:rPr>
-          <w:rPr>
-            <w:color w:val="0000EE"/>
-            <w:u w:val="single"/>
-          </w:rPr>
-          <w:t>20.20–24;</w:t>
-        </w:r>
-      </w:hyperlink>
-      <w:r>
-        <w:rPr>
-          <w:lang w:val="es_ES" w:bidi="es_ES"/>
-        </w:rPr>
-        <w:t xml:space="preserve"> </w:t>
-      </w:r>
-      <w:hyperlink r:id="rId135">
-        <w:r>
-          <w:rPr>
-            <w:lang w:val="es_ES" w:bidi="es_ES"/>
-          </w:rPr>
-          <w:rPr>
-            <w:color w:val="0000EE"/>
-            <w:u w:val="single"/>
-          </w:rPr>
-          <w:t>26.37–46</w:t>
-        </w:r>
-      </w:hyperlink>
-      <w:r>
-        <w:rPr>
-          <w:lang w:val="es_ES" w:bidi="es_ES"/>
-        </w:rPr>
-        <w:t xml:space="preserve">; </w:t>
-      </w:r>
-      <w:hyperlink r:id="rId136">
-        <w:r>
-          <w:rPr>
-            <w:lang w:val="es_ES" w:bidi="es_ES"/>
-          </w:rPr>
-          <w:rPr>
-            <w:color w:val="0000EE"/>
-            <w:u w:val="single"/>
-          </w:rPr>
-          <w:t>Marcos 1.19–20</w:t>
-        </w:r>
-      </w:hyperlink>
-      <w:r>
-        <w:rPr>
-          <w:lang w:val="es_ES" w:bidi="es_ES"/>
-        </w:rPr>
-        <w:t xml:space="preserve">, </w:t>
-      </w:r>
-      <w:hyperlink r:id="rId137">
-        <w:r>
-          <w:rPr>
-            <w:lang w:val="es_ES" w:bidi="es_ES"/>
-          </w:rPr>
-          <w:rPr>
-            <w:color w:val="0000EE"/>
-            <w:u w:val="single"/>
-          </w:rPr>
-          <w:t>29</w:t>
-        </w:r>
-      </w:hyperlink>
-      <w:r>
-        <w:rPr>
-          <w:lang w:val="es_ES" w:bidi="es_ES"/>
-        </w:rPr>
-        <w:t xml:space="preserve">; </w:t>
-      </w:r>
-      <w:hyperlink r:id="rId116">
-        <w:r>
-          <w:rPr>
-            <w:lang w:val="es_ES" w:bidi="es_ES"/>
-          </w:rPr>
-          <w:rPr>
-            <w:color w:val="0000EE"/>
-            <w:u w:val="single"/>
-          </w:rPr>
-          <w:t>3.17;</w:t>
-        </w:r>
-      </w:hyperlink>
-      <w:r>
-        <w:rPr>
-          <w:lang w:val="es_ES" w:bidi="es_ES"/>
-        </w:rPr>
-        <w:t xml:space="preserve"> </w:t>
-      </w:r>
-      <w:hyperlink r:id="rId118">
-        <w:r>
-          <w:rPr>
-            <w:lang w:val="es_ES" w:bidi="es_ES"/>
-          </w:rPr>
-          <w:rPr>
-            <w:color w:val="0000EE"/>
-            <w:u w:val="single"/>
-          </w:rPr>
-          <w:t>5.37;</w:t>
-        </w:r>
-      </w:hyperlink>
-      <w:r>
-        <w:rPr>
-          <w:lang w:val="es_ES" w:bidi="es_ES"/>
-        </w:rPr>
-        <w:t xml:space="preserve"> </w:t>
-      </w:r>
-      <w:hyperlink r:id="rId138">
-        <w:r>
-          <w:rPr>
-            <w:lang w:val="es_ES" w:bidi="es_ES"/>
-          </w:rPr>
-          <w:rPr>
-            <w:color w:val="0000EE"/>
-            <w:u w:val="single"/>
-          </w:rPr>
-          <w:t>9.2</w:t>
-        </w:r>
-      </w:hyperlink>
-      <w:r>
-        <w:rPr>
-          <w:lang w:val="es_ES" w:bidi="es_ES"/>
-        </w:rPr>
-        <w:t xml:space="preserve">, </w:t>
-      </w:r>
-      <w:hyperlink r:id="rId465">
-        <w:r>
-          <w:rPr>
-            <w:lang w:val="es_ES" w:bidi="es_ES"/>
-          </w:rPr>
-          <w:rPr>
-            <w:color w:val="0000EE"/>
-            <w:u w:val="single"/>
-          </w:rPr>
-          <w:t>38</w:t>
-        </w:r>
-      </w:hyperlink>
-      <w:r>
-        <w:rPr>
-          <w:lang w:val="es_ES" w:bidi="es_ES"/>
-        </w:rPr>
-        <w:t xml:space="preserve">; </w:t>
-      </w:r>
-      <w:hyperlink r:id="rId139">
-        <w:r>
-          <w:rPr>
-            <w:lang w:val="es_ES" w:bidi="es_ES"/>
-          </w:rPr>
-          <w:rPr>
-            <w:color w:val="0000EE"/>
-            <w:u w:val="single"/>
-          </w:rPr>
-          <w:t>10.35–41;</w:t>
-        </w:r>
-      </w:hyperlink>
-      <w:r>
-        <w:rPr>
-          <w:lang w:val="es_ES" w:bidi="es_ES"/>
-        </w:rPr>
-        <w:t xml:space="preserve"> </w:t>
-      </w:r>
-      <w:hyperlink r:id="rId140">
-        <w:r>
-          <w:rPr>
-            <w:lang w:val="es_ES" w:bidi="es_ES"/>
-          </w:rPr>
-          <w:rPr>
-            <w:color w:val="0000EE"/>
-            <w:u w:val="single"/>
-          </w:rPr>
-          <w:t>13.3–4;</w:t>
-        </w:r>
-      </w:hyperlink>
-      <w:r>
-        <w:rPr>
-          <w:lang w:val="es_ES" w:bidi="es_ES"/>
-        </w:rPr>
-        <w:t xml:space="preserve"> </w:t>
-      </w:r>
-      <w:hyperlink r:id="rId141">
-        <w:r>
-          <w:rPr>
-            <w:lang w:val="es_ES" w:bidi="es_ES"/>
-          </w:rPr>
-          <w:rPr>
-            <w:color w:val="0000EE"/>
-            <w:u w:val="single"/>
-          </w:rPr>
-          <w:t>14.33–42</w:t>
-        </w:r>
-      </w:hyperlink>
-      <w:r>
-        <w:rPr>
-          <w:lang w:val="es_ES" w:bidi="es_ES"/>
-        </w:rPr>
-        <w:t xml:space="preserve">; </w:t>
-      </w:r>
-      <w:hyperlink r:id="rId112">
-        <w:r>
-          <w:rPr>
-            <w:lang w:val="es_ES" w:bidi="es_ES"/>
-          </w:rPr>
-          <w:rPr>
-            <w:color w:val="0000EE"/>
-            <w:u w:val="single"/>
-          </w:rPr>
-          <w:t>Lucas 5.10;</w:t>
-        </w:r>
-      </w:hyperlink>
-      <w:r>
-        <w:rPr>
-          <w:lang w:val="es_ES" w:bidi="es_ES"/>
-        </w:rPr>
-        <w:t xml:space="preserve"> </w:t>
-      </w:r>
-      <w:hyperlink r:id="rId142">
-        <w:r>
-          <w:rPr>
-            <w:lang w:val="es_ES" w:bidi="es_ES"/>
-          </w:rPr>
-          <w:rPr>
-            <w:color w:val="0000EE"/>
-            <w:u w:val="single"/>
-          </w:rPr>
-          <w:t>6.14;</w:t>
-        </w:r>
-      </w:hyperlink>
-      <w:r>
-        <w:rPr>
-          <w:lang w:val="es_ES" w:bidi="es_ES"/>
-        </w:rPr>
-        <w:t xml:space="preserve"> </w:t>
-      </w:r>
-      <w:hyperlink r:id="rId119">
-        <w:r>
-          <w:rPr>
-            <w:lang w:val="es_ES" w:bidi="es_ES"/>
-          </w:rPr>
-          <w:rPr>
-            <w:color w:val="0000EE"/>
-            <w:u w:val="single"/>
-          </w:rPr>
-          <w:t>8.51;</w:t>
-        </w:r>
-      </w:hyperlink>
-      <w:r>
-        <w:rPr>
-          <w:lang w:val="es_ES" w:bidi="es_ES"/>
-        </w:rPr>
-        <w:t xml:space="preserve"> </w:t>
-      </w:r>
-      <w:hyperlink r:id="rId143">
-        <w:r>
-          <w:rPr>
-            <w:lang w:val="es_ES" w:bidi="es_ES"/>
-          </w:rPr>
-          <w:rPr>
-            <w:color w:val="0000EE"/>
-            <w:u w:val="single"/>
-          </w:rPr>
-          <w:t>9.28</w:t>
-        </w:r>
-      </w:hyperlink>
-      <w:r>
-        <w:rPr>
-          <w:lang w:val="es_ES" w:bidi="es_ES"/>
-        </w:rPr>
-        <w:t xml:space="preserve">, </w:t>
-      </w:r>
-      <w:hyperlink r:id="rId466">
-        <w:r>
-          <w:rPr>
-            <w:lang w:val="es_ES" w:bidi="es_ES"/>
-          </w:rPr>
-          <w:rPr>
-            <w:color w:val="0000EE"/>
-            <w:u w:val="single"/>
-          </w:rPr>
-          <w:t>49</w:t>
-        </w:r>
-      </w:hyperlink>
-      <w:r>
-        <w:rPr>
-          <w:lang w:val="es_ES" w:bidi="es_ES"/>
-        </w:rPr>
-        <w:t xml:space="preserve">, </w:t>
-      </w:r>
-      <w:hyperlink r:id="rId117">
-        <w:r>
-          <w:rPr>
-            <w:lang w:val="es_ES" w:bidi="es_ES"/>
-          </w:rPr>
-          <w:rPr>
-            <w:color w:val="0000EE"/>
-            <w:u w:val="single"/>
-          </w:rPr>
-          <w:t>54</w:t>
-        </w:r>
-      </w:hyperlink>
-      <w:r>
-        <w:rPr>
-          <w:lang w:val="es_ES" w:bidi="es_ES"/>
-        </w:rPr>
-        <w:t xml:space="preserve">; </w:t>
-      </w:r>
-      <w:hyperlink r:id="rId454">
-        <w:r>
-          <w:rPr>
-            <w:lang w:val="es_ES" w:bidi="es_ES"/>
-          </w:rPr>
-          <w:rPr>
-            <w:color w:val="0000EE"/>
-            <w:u w:val="single"/>
-          </w:rPr>
-          <w:t>Juan 13.23–25;</w:t>
-        </w:r>
-      </w:hyperlink>
-      <w:r>
-        <w:rPr>
-          <w:lang w:val="es_ES" w:bidi="es_ES"/>
-        </w:rPr>
-        <w:t xml:space="preserve"> </w:t>
-      </w:r>
-      <w:hyperlink r:id="rId455">
-        <w:r>
-          <w:rPr>
-            <w:lang w:val="es_ES" w:bidi="es_ES"/>
-          </w:rPr>
-          <w:rPr>
-            <w:color w:val="0000EE"/>
-            <w:u w:val="single"/>
-          </w:rPr>
-          <w:t>18.15–16;</w:t>
-        </w:r>
-      </w:hyperlink>
-      <w:r>
-        <w:rPr>
-          <w:lang w:val="es_ES" w:bidi="es_ES"/>
-        </w:rPr>
-        <w:t xml:space="preserve"> </w:t>
-      </w:r>
-      <w:hyperlink r:id="rId456">
-        <w:r>
-          <w:rPr>
-            <w:lang w:val="es_ES" w:bidi="es_ES"/>
-          </w:rPr>
-          <w:rPr>
-            <w:color w:val="0000EE"/>
-            <w:u w:val="single"/>
-          </w:rPr>
-          <w:t>19.26–27;</w:t>
-        </w:r>
-      </w:hyperlink>
-      <w:r>
-        <w:rPr>
-          <w:lang w:val="es_ES" w:bidi="es_ES"/>
-        </w:rPr>
-        <w:t xml:space="preserve"> </w:t>
-      </w:r>
-      <w:hyperlink r:id="rId457">
-        <w:r>
-          <w:rPr>
-            <w:lang w:val="es_ES" w:bidi="es_ES"/>
-          </w:rPr>
-          <w:rPr>
-            <w:color w:val="0000EE"/>
-            <w:u w:val="single"/>
-          </w:rPr>
-          <w:t>20.2–10;</w:t>
-        </w:r>
-      </w:hyperlink>
-      <w:r>
-        <w:rPr>
-          <w:lang w:val="es_ES" w:bidi="es_ES"/>
-        </w:rPr>
-        <w:t xml:space="preserve"> </w:t>
-      </w:r>
-      <w:hyperlink r:id="rId145">
-        <w:r>
-          <w:rPr>
-            <w:lang w:val="es_ES" w:bidi="es_ES"/>
-          </w:rPr>
-          <w:rPr>
-            <w:color w:val="0000EE"/>
-            <w:u w:val="single"/>
-          </w:rPr>
-          <w:t>21.2</w:t>
-        </w:r>
-      </w:hyperlink>
-      <w:r>
-        <w:rPr>
-          <w:lang w:val="es_ES" w:bidi="es_ES"/>
-        </w:rPr>
-        <w:t xml:space="preserve">, </w:t>
-      </w:r>
-      <w:hyperlink r:id="rId467">
-        <w:r>
-          <w:rPr>
-            <w:lang w:val="es_ES" w:bidi="es_ES"/>
-          </w:rPr>
-          <w:rPr>
-            <w:color w:val="0000EE"/>
-            <w:u w:val="single"/>
-          </w:rPr>
-          <w:t>7</w:t>
-        </w:r>
-      </w:hyperlink>
-      <w:r>
-        <w:rPr>
-          <w:lang w:val="es_ES" w:bidi="es_ES"/>
-        </w:rPr>
-        <w:t xml:space="preserve">, </w:t>
-      </w:r>
-      <w:hyperlink r:id="rId458">
-        <w:r>
-          <w:rPr>
-            <w:lang w:val="es_ES" w:bidi="es_ES"/>
-          </w:rPr>
-          <w:rPr>
-            <w:color w:val="0000EE"/>
-            <w:u w:val="single"/>
-          </w:rPr>
-          <w:t>20–24</w:t>
-        </w:r>
-      </w:hyperlink>
-      <w:r>
-        <w:rPr>
-          <w:lang w:val="es_ES" w:bidi="es_ES"/>
-        </w:rPr>
-        <w:t xml:space="preserve">; </w:t>
-      </w:r>
-      <w:hyperlink r:id="rId146">
-        <w:r>
-          <w:rPr>
-            <w:lang w:val="es_ES" w:bidi="es_ES"/>
-          </w:rPr>
-          <w:rPr>
-            <w:color w:val="0000EE"/>
-            <w:u w:val="single"/>
-          </w:rPr>
-          <w:t>Hechos 1.13;</w:t>
-        </w:r>
-      </w:hyperlink>
-      <w:r>
-        <w:rPr>
-          <w:lang w:val="es_ES" w:bidi="es_ES"/>
-        </w:rPr>
-        <w:t xml:space="preserve"> </w:t>
-      </w:r>
-      <w:hyperlink r:id="rId459">
-        <w:r>
-          <w:rPr>
-            <w:lang w:val="es_ES" w:bidi="es_ES"/>
-          </w:rPr>
-          <w:rPr>
-            <w:color w:val="0000EE"/>
-            <w:u w:val="single"/>
-          </w:rPr>
-          <w:t>3.1–11;</w:t>
-        </w:r>
-      </w:hyperlink>
-      <w:r>
-        <w:rPr>
-          <w:lang w:val="es_ES" w:bidi="es_ES"/>
-        </w:rPr>
-        <w:t xml:space="preserve"> </w:t>
-      </w:r>
-      <w:hyperlink r:id="rId468">
-        <w:r>
-          <w:rPr>
-            <w:lang w:val="es_ES" w:bidi="es_ES"/>
-          </w:rPr>
-          <w:rPr>
-            <w:color w:val="0000EE"/>
-            <w:u w:val="single"/>
-          </w:rPr>
-          <w:t>4.1–22;</w:t>
-        </w:r>
-      </w:hyperlink>
-      <w:r>
-        <w:rPr>
-          <w:lang w:val="es_ES" w:bidi="es_ES"/>
-        </w:rPr>
-        <w:t xml:space="preserve"> </w:t>
-      </w:r>
-      <w:hyperlink r:id="rId469">
-        <w:r>
-          <w:rPr>
-            <w:lang w:val="es_ES" w:bidi="es_ES"/>
-          </w:rPr>
-          <w:rPr>
-            <w:color w:val="0000EE"/>
-            <w:u w:val="single"/>
-          </w:rPr>
-          <w:t>5.17–42;</w:t>
-        </w:r>
-      </w:hyperlink>
-      <w:r>
-        <w:rPr>
-          <w:lang w:val="es_ES" w:bidi="es_ES"/>
-        </w:rPr>
-        <w:t xml:space="preserve"> </w:t>
-      </w:r>
-      <w:hyperlink r:id="rId461">
-        <w:r>
-          <w:rPr>
-            <w:lang w:val="es_ES" w:bidi="es_ES"/>
-          </w:rPr>
-          <w:rPr>
-            <w:color w:val="0000EE"/>
-            <w:u w:val="single"/>
-          </w:rPr>
-          <w:t>8.14–25</w:t>
-        </w:r>
-      </w:hyperlink>
-      <w:r>
-        <w:rPr>
-          <w:lang w:val="es_ES" w:bidi="es_ES"/>
-        </w:rPr>
-        <w:t xml:space="preserve">; </w:t>
-      </w:r>
-      <w:hyperlink r:id="rId103">
-        <w:r>
-          <w:rPr>
-            <w:lang w:val="es_ES" w:bidi="es_ES"/>
-          </w:rPr>
-          <w:rPr>
-            <w:color w:val="0000EE"/>
-            <w:u w:val="single"/>
-          </w:rPr>
-          <w:t>Gálatas 2.9</w:t>
         </w:r>
       </w:hyperlink>
       <w:r>
